--- a/presentation/report/report.docx
+++ b/presentation/report/report.docx
@@ -94,7 +94,7 @@
         </w:p>
       </w:sdtContent>
     </w:sdt>
-    <w:bookmarkStart w:id="38" w:name="Xd7c3aff74dae91a9d64382dc2c2fee03d1aebaa"/>
+    <w:bookmarkStart w:id="37" w:name="Xd7c3aff74dae91a9d64382dc2c2fee03d1aebaa"/>
     <w:p>
       <w:pPr>
         <w:pStyle w:val="Heading1"/>
@@ -1397,53 +1397,7 @@
         <w:pStyle w:val="FirstParagraph"/>
       </w:pPr>
       <w:r>
-        <w:t xml:space="preserve">См. файл</w:t>
-      </w:r>
-      <w:r>
-        <w:t xml:space="preserve"> </w:t>
-      </w:r>
-      <w:r>
-        <w:rPr>
-          <w:rStyle w:val="VerbatimChar"/>
-        </w:rPr>
-        <w:t xml:space="preserve">references.bib</w:t>
-      </w:r>
-      <w:r>
-        <w:t xml:space="preserve">.</w:t>
-      </w:r>
-    </w:p>
-    <w:p>
-      <w:r>
-        <w:pict>
-          <v:rect style="width:0;height:1.5pt" o:hralign="center" o:hrstd="t" o:hr="t"/>
-        </w:pict>
-      </w:r>
-    </w:p>
-    <w:bookmarkEnd w:id="36"/>
-    <w:bookmarkStart w:id="37" w:name="bib-файл-references.bib"/>
-    <w:p>
-      <w:pPr>
-        <w:pStyle w:val="Heading2"/>
-      </w:pPr>
-      <w:r>
-        <w:rPr>
-          <w:rStyle w:val="SectionNumber"/>
-        </w:rPr>
-        <w:t xml:space="preserve">1.12</w:t>
-      </w:r>
-      <w:r>
-        <w:tab/>
-      </w:r>
-      <w:r>
-        <w:t xml:space="preserve">Bib-файл (references.bib)</w:t>
-      </w:r>
-    </w:p>
-    <w:p>
-      <w:pPr>
-        <w:pStyle w:val="FirstParagraph"/>
-      </w:pPr>
-      <w:r>
-        <w:t xml:space="preserve">’’’bitex</w:t>
+        <w:t xml:space="preserve">См. библиографию</w:t>
       </w:r>
       <w:r>
         <w:t xml:space="preserve"> </w:t>
@@ -1456,265 +1410,47 @@
           <w:bCs/>
           <w:b/>
         </w:rPr>
-        <w:t xml:space="preserve">misc?</w:t>
-      </w:r>
-      <w:r>
-        <w:t xml:space="preserve">]</w:t>
-      </w:r>
-      <w:r>
-        <w:t xml:space="preserve">{kaspersky2023,</w:t>
-      </w:r>
-      <w:r>
-        <w:t xml:space="preserve"> </w:t>
-      </w:r>
-      <w:r>
-        <w:t xml:space="preserve">title={Отчет о киберугрозах 2023},</w:t>
-      </w:r>
-      <w:r>
-        <w:t xml:space="preserve"> </w:t>
-      </w:r>
-      <w:r>
-        <w:t xml:space="preserve">author={Kaspersky Lab},</w:t>
-      </w:r>
-      <w:r>
-        <w:t xml:space="preserve"> </w:t>
-      </w:r>
-      <w:r>
-        <w:t xml:space="preserve">year={2023},</w:t>
-      </w:r>
-      <w:r>
-        <w:t xml:space="preserve"> </w:t>
-      </w:r>
-      <w:r>
-        <w:t xml:space="preserve">url={https://www.kaspersky.ru/blog/threats-report-2023}</w:t>
-      </w:r>
-      <w:r>
-        <w:t xml:space="preserve"> </w:t>
-      </w:r>
-      <w:r>
-        <w:t xml:space="preserve">}</w:t>
-      </w:r>
-    </w:p>
-    <w:p>
-      <w:pPr>
-        <w:pStyle w:val="BodyText"/>
-      </w:pPr>
-      <w:r>
-        <w:t xml:space="preserve">[</w:t>
+        <w:t xml:space="preserve">stallings2017?</w:t>
+      </w:r>
+      <w:r>
+        <w:t xml:space="preserve">,</w:t>
       </w:r>
       <w:r>
         <w:rPr>
           <w:bCs/>
           <w:b/>
         </w:rPr>
-        <w:t xml:space="preserve">misc?</w:t>
-      </w:r>
-      <w:r>
-        <w:t xml:space="preserve">]</w:t>
-      </w:r>
-      <w:r>
-        <w:t xml:space="preserve">{linuxaccess2022,</w:t>
-      </w:r>
-      <w:r>
-        <w:t xml:space="preserve"> </w:t>
-      </w:r>
-      <w:r>
-        <w:t xml:space="preserve">title={POSIX File Permissions Explained},</w:t>
-      </w:r>
-      <w:r>
-        <w:t xml:space="preserve"> </w:t>
-      </w:r>
-      <w:r>
-        <w:t xml:space="preserve">author={Linux Handbook},</w:t>
-      </w:r>
-      <w:r>
-        <w:t xml:space="preserve"> </w:t>
-      </w:r>
-      <w:r>
-        <w:t xml:space="preserve">year={2022},</w:t>
-      </w:r>
-      <w:r>
-        <w:t xml:space="preserve"> </w:t>
-      </w:r>
-      <w:r>
-        <w:t xml:space="preserve">url={https://linuxhandbook.com/file-permissions/}</w:t>
-      </w:r>
-      <w:r>
-        <w:t xml:space="preserve"> </w:t>
-      </w:r>
-      <w:r>
-        <w:t xml:space="preserve">}</w:t>
-      </w:r>
-    </w:p>
-    <w:p>
-      <w:pPr>
-        <w:pStyle w:val="BodyText"/>
-      </w:pPr>
-      <w:r>
-        <w:t xml:space="preserve">[</w:t>
+        <w:t xml:space="preserve">tanenbaum2015?</w:t>
+      </w:r>
+      <w:r>
+        <w:t xml:space="preserve">,</w:t>
       </w:r>
       <w:r>
         <w:rPr>
           <w:bCs/>
           <w:b/>
         </w:rPr>
-        <w:t xml:space="preserve">misc?</w:t>
-      </w:r>
-      <w:r>
-        <w:t xml:space="preserve">]</w:t>
-      </w:r>
-      <w:r>
-        <w:t xml:space="preserve">{audit2023,</w:t>
-      </w:r>
-      <w:r>
-        <w:t xml:space="preserve"> </w:t>
-      </w:r>
-      <w:r>
-        <w:t xml:space="preserve">title={Auditd - Linux Security Auditing},</w:t>
-      </w:r>
-      <w:r>
-        <w:t xml:space="preserve"> </w:t>
-      </w:r>
-      <w:r>
-        <w:t xml:space="preserve">author={Red Hat},</w:t>
-      </w:r>
-      <w:r>
-        <w:t xml:space="preserve"> </w:t>
-      </w:r>
-      <w:r>
-        <w:t xml:space="preserve">year={2023},</w:t>
-      </w:r>
-      <w:r>
-        <w:t xml:space="preserve"> </w:t>
-      </w:r>
-      <w:r>
-        <w:t xml:space="preserve">url={https://access.redhat.com/documentation/en-us/red_hat_enterprise_linux/8/html/security_hardening/using-the-audit-service_security-hardening}</w:t>
-      </w:r>
-      <w:r>
-        <w:t xml:space="preserve"> </w:t>
-      </w:r>
-      <w:r>
-        <w:t xml:space="preserve">}</w:t>
-      </w:r>
-    </w:p>
-    <w:p>
-      <w:pPr>
-        <w:pStyle w:val="BodyText"/>
-      </w:pPr>
-      <w:r>
-        <w:t xml:space="preserve">[</w:t>
+        <w:t xml:space="preserve">west2008?</w:t>
+      </w:r>
+      <w:r>
+        <w:t xml:space="preserve">,</w:t>
       </w:r>
       <w:r>
         <w:rPr>
           <w:bCs/>
           <w:b/>
         </w:rPr>
-        <w:t xml:space="preserve">misc?</w:t>
+        <w:t xml:space="preserve">kaspersky2023?</w:t>
       </w:r>
       <w:r>
         <w:t xml:space="preserve">]</w:t>
       </w:r>
       <w:r>
-        <w:t xml:space="preserve">{selinux2022,</w:t>
-      </w:r>
-      <w:r>
-        <w:t xml:space="preserve"> </w:t>
-      </w:r>
-      <w:r>
-        <w:t xml:space="preserve">title={SELinux Project Wiki},</w:t>
-      </w:r>
-      <w:r>
-        <w:t xml:space="preserve"> </w:t>
-      </w:r>
-      <w:r>
-        <w:t xml:space="preserve">author={SELinux Community},</w:t>
-      </w:r>
-      <w:r>
-        <w:t xml:space="preserve"> </w:t>
-      </w:r>
-      <w:r>
-        <w:t xml:space="preserve">year={2022},</w:t>
-      </w:r>
-      <w:r>
-        <w:t xml:space="preserve"> </w:t>
-      </w:r>
-      <w:r>
-        <w:t xml:space="preserve">16:55</w:t>
-      </w:r>
-    </w:p>
-    <w:p>
-      <w:pPr>
-        <w:pStyle w:val="BodyText"/>
-      </w:pPr>
-      <w:r>
-        <w:t xml:space="preserve">url={https://selinuxproject.org/page/Main_Page}</w:t>
-      </w:r>
-      <w:r>
-        <w:t xml:space="preserve"> </w:t>
-      </w:r>
-      <w:r>
-        <w:t xml:space="preserve">}</w:t>
-      </w:r>
-    </w:p>
-    <w:p>
-      <w:pPr>
-        <w:pStyle w:val="BodyText"/>
-      </w:pPr>
-      <w:r>
-        <w:t xml:space="preserve">[</w:t>
-      </w:r>
-      <w:r>
-        <w:rPr>
-          <w:bCs/>
-          <w:b/>
-        </w:rPr>
-        <w:t xml:space="preserve">misc?</w:t>
-      </w:r>
-      <w:r>
-        <w:t xml:space="preserve">]</w:t>
-      </w:r>
-      <w:r>
-        <w:t xml:space="preserve">{luks2021,</w:t>
-      </w:r>
-      <w:r>
-        <w:t xml:space="preserve"> </w:t>
-      </w:r>
-      <w:r>
-        <w:t xml:space="preserve">title={LUKS Disk Encryption},</w:t>
-      </w:r>
-      <w:r>
-        <w:t xml:space="preserve"> </w:t>
-      </w:r>
-      <w:r>
-        <w:t xml:space="preserve">author={Linux Kernel Documentation},</w:t>
-      </w:r>
-      <w:r>
-        <w:t xml:space="preserve"> </w:t>
-      </w:r>
-      <w:r>
-        <w:t xml:space="preserve">year={2021},</w:t>
-      </w:r>
-      <w:r>
-        <w:t xml:space="preserve"> </w:t>
-      </w:r>
-      <w:r>
-        <w:t xml:space="preserve">url={https://gitlab.com/cryptsetup/cryptsetup/-/wikis/FrequentlyAskedQuestions}</w:t>
-      </w:r>
-      <w:r>
-        <w:t xml:space="preserve"> </w:t>
-      </w:r>
-      <w:r>
-        <w:t xml:space="preserve">}</w:t>
-      </w:r>
-      <w:r>
-        <w:t xml:space="preserve"> </w:t>
-      </w:r>
-      <w:r>
-        <w:t xml:space="preserve">’’’</w:t>
-      </w:r>
-    </w:p>
+        <w:t xml:space="preserve">.</w:t>
+      </w:r>
+    </w:p>
+    <w:bookmarkEnd w:id="36"/>
     <w:bookmarkEnd w:id="37"/>
-    <w:bookmarkEnd w:id="38"/>
     <w:sectPr/>
   </w:body>
 </w:document>

--- a/presentation/report/report.docx
+++ b/presentation/report/report.docx
@@ -94,7 +94,7 @@
         </w:p>
       </w:sdtContent>
     </w:sdt>
-    <w:bookmarkStart w:id="37" w:name="Xd7c3aff74dae91a9d64382dc2c2fee03d1aebaa"/>
+    <w:bookmarkStart w:id="43" w:name="Xd7c3aff74dae91a9d64382dc2c2fee03d1aebaa"/>
     <w:p>
       <w:pPr>
         <w:pStyle w:val="Heading1"/>
@@ -168,17 +168,7 @@
         <w:t xml:space="preserve"> </w:t>
       </w:r>
       <w:r>
-        <w:t xml:space="preserve">[</w:t>
-      </w:r>
-      <w:r>
-        <w:rPr>
-          <w:bCs/>
-          <w:b/>
-        </w:rPr>
-        <w:t xml:space="preserve">kaspersky2023?</w:t>
-      </w:r>
-      <w:r>
-        <w:t xml:space="preserve">]</w:t>
+        <w:t xml:space="preserve">[1]</w:t>
       </w:r>
       <w:r>
         <w:t xml:space="preserve">, более 60% атак связаны с несанкционированным доступом к файлам. В условиях цифровизации и удалённой работы вопрос защиты информации становится критически важным не только для предприятий, но и для частных пользователей. Растёт количество вредоносных программ, в том числе программ-шифровальщиков (ransomware), цель которых — зашифровать пользовательские файлы с последующим вымогательством выкупа.</w:t>
@@ -1374,7 +1364,7 @@
       </w:r>
     </w:p>
     <w:bookmarkEnd w:id="35"/>
-    <w:bookmarkStart w:id="36" w:name="список-литературы"/>
+    <w:bookmarkStart w:id="42" w:name="список-литературы"/>
     <w:p>
       <w:pPr>
         <w:pStyle w:val="Heading2"/>
@@ -1403,54 +1393,106 @@
         <w:t xml:space="preserve"> </w:t>
       </w:r>
       <w:r>
-        <w:t xml:space="preserve">[</w:t>
-      </w:r>
-      <w:r>
-        <w:rPr>
-          <w:bCs/>
-          <w:b/>
-        </w:rPr>
-        <w:t xml:space="preserve">stallings2017?</w:t>
-      </w:r>
-      <w:r>
-        <w:t xml:space="preserve">,</w:t>
-      </w:r>
-      <w:r>
-        <w:rPr>
-          <w:bCs/>
-          <w:b/>
-        </w:rPr>
-        <w:t xml:space="preserve">tanenbaum2015?</w:t>
-      </w:r>
-      <w:r>
-        <w:t xml:space="preserve">,</w:t>
-      </w:r>
-      <w:r>
-        <w:rPr>
-          <w:bCs/>
-          <w:b/>
-        </w:rPr>
-        <w:t xml:space="preserve">west2008?</w:t>
-      </w:r>
-      <w:r>
-        <w:t xml:space="preserve">,</w:t>
-      </w:r>
-      <w:r>
-        <w:rPr>
-          <w:bCs/>
-          <w:b/>
-        </w:rPr>
-        <w:t xml:space="preserve">kaspersky2023?</w:t>
-      </w:r>
-      <w:r>
-        <w:t xml:space="preserve">]</w:t>
+        <w:t xml:space="preserve">[1–4]</w:t>
       </w:r>
       <w:r>
         <w:t xml:space="preserve">.</w:t>
       </w:r>
     </w:p>
-    <w:bookmarkEnd w:id="36"/>
+    <w:bookmarkStart w:id="41" w:name="refs"/>
+    <w:bookmarkStart w:id="37" w:name="ref-kaspersky2023"/>
+    <w:p>
+      <w:pPr>
+        <w:pStyle w:val="Bibliography"/>
+      </w:pPr>
+      <w:r>
+        <w:t xml:space="preserve">1.</w:t>
+      </w:r>
+      <w:r>
+        <w:t xml:space="preserve"> </w:t>
+      </w:r>
+      <w:r>
+        <w:t xml:space="preserve">	</w:t>
+      </w:r>
+      <w:r>
+        <w:t xml:space="preserve">Kaspersky Lab. Отчет о киберугрозах: тенденции и статистика за 2023 год [Электронный ресурс]. 2023. URL:</w:t>
+      </w:r>
+      <w:r>
+        <w:t xml:space="preserve"> </w:t>
+      </w:r>
+      <w:hyperlink r:id="rId36">
+        <w:r>
+          <w:rPr>
+            <w:rStyle w:val="Hyperlink"/>
+          </w:rPr>
+          <w:t xml:space="preserve">https://www.kaspersky.ru/blog/security-bulletin-2023</w:t>
+        </w:r>
+      </w:hyperlink>
+      <w:r>
+        <w:t xml:space="preserve">.</w:t>
+      </w:r>
+    </w:p>
     <w:bookmarkEnd w:id="37"/>
+    <w:bookmarkStart w:id="38" w:name="ref-stallings2017"/>
+    <w:p>
+      <w:pPr>
+        <w:pStyle w:val="Bibliography"/>
+      </w:pPr>
+      <w:r>
+        <w:t xml:space="preserve">2.</w:t>
+      </w:r>
+      <w:r>
+        <w:t xml:space="preserve"> </w:t>
+      </w:r>
+      <w:r>
+        <w:t xml:space="preserve">	</w:t>
+      </w:r>
+      <w:r>
+        <w:t xml:space="preserve">Stallings W. Operating Systems: Internals and Design Principles. 9-е изд. Pearson, 2017.</w:t>
+      </w:r>
+    </w:p>
+    <w:bookmarkEnd w:id="38"/>
+    <w:bookmarkStart w:id="39" w:name="ref-tanenbaum2015"/>
+    <w:p>
+      <w:pPr>
+        <w:pStyle w:val="Bibliography"/>
+      </w:pPr>
+      <w:r>
+        <w:t xml:space="preserve">3.</w:t>
+      </w:r>
+      <w:r>
+        <w:t xml:space="preserve"> </w:t>
+      </w:r>
+      <w:r>
+        <w:t xml:space="preserve">	</w:t>
+      </w:r>
+      <w:r>
+        <w:t xml:space="preserve">Tanenbaum A.S., Bos H. Modern Operating Systems. 4-е изд. Pearson, 2015.</w:t>
+      </w:r>
+    </w:p>
+    <w:bookmarkEnd w:id="39"/>
+    <w:bookmarkStart w:id="40" w:name="ref-west2008"/>
+    <w:p>
+      <w:pPr>
+        <w:pStyle w:val="Bibliography"/>
+      </w:pPr>
+      <w:r>
+        <w:t xml:space="preserve">4.</w:t>
+      </w:r>
+      <w:r>
+        <w:t xml:space="preserve"> </w:t>
+      </w:r>
+      <w:r>
+        <w:t xml:space="preserve">	</w:t>
+      </w:r>
+      <w:r>
+        <w:t xml:space="preserve">West D. Computer Security: Principles and Practice. 2008.</w:t>
+      </w:r>
+    </w:p>
+    <w:bookmarkEnd w:id="40"/>
+    <w:bookmarkEnd w:id="41"/>
+    <w:bookmarkEnd w:id="42"/>
+    <w:bookmarkEnd w:id="43"/>
     <w:sectPr/>
   </w:body>
 </w:document>

--- a/presentation/report/report.docx
+++ b/presentation/report/report.docx
@@ -7,31 +7,61 @@
         <w:pStyle w:val="Title"/>
       </w:pPr>
       <w:r>
-        <w:t xml:space="preserve">Шаблон</w:t>
-      </w:r>
-      <w:r>
-        <w:t xml:space="preserve"> </w:t>
-      </w:r>
-      <w:r>
-        <w:t xml:space="preserve">отчёта</w:t>
-      </w:r>
-      <w:r>
-        <w:t xml:space="preserve"> </w:t>
-      </w:r>
-      <w:r>
-        <w:t xml:space="preserve">по</w:t>
-      </w:r>
-      <w:r>
-        <w:t xml:space="preserve"> </w:t>
-      </w:r>
-      <w:r>
-        <w:t xml:space="preserve">лабораторной</w:t>
-      </w:r>
-      <w:r>
-        <w:t xml:space="preserve"> </w:t>
-      </w:r>
-      <w:r>
-        <w:t xml:space="preserve">работе</w:t>
+        <w:t xml:space="preserve">Доклад</w:t>
+      </w:r>
+      <w:r>
+        <w:t xml:space="preserve"> </w:t>
+      </w:r>
+      <w:r>
+        <w:t xml:space="preserve">на</w:t>
+      </w:r>
+      <w:r>
+        <w:t xml:space="preserve"> </w:t>
+      </w:r>
+      <w:r>
+        <w:t xml:space="preserve">тему:</w:t>
+      </w:r>
+      <w:r>
+        <w:t xml:space="preserve"> </w:t>
+      </w:r>
+      <w:r>
+        <w:t xml:space="preserve">Обзор</w:t>
+      </w:r>
+      <w:r>
+        <w:t xml:space="preserve"> </w:t>
+      </w:r>
+      <w:r>
+        <w:t xml:space="preserve">методов</w:t>
+      </w:r>
+      <w:r>
+        <w:t xml:space="preserve"> </w:t>
+      </w:r>
+      <w:r>
+        <w:t xml:space="preserve">защиты</w:t>
+      </w:r>
+      <w:r>
+        <w:t xml:space="preserve"> </w:t>
+      </w:r>
+      <w:r>
+        <w:t xml:space="preserve">файлов</w:t>
+      </w:r>
+      <w:r>
+        <w:t xml:space="preserve"> </w:t>
+      </w:r>
+      <w:r>
+        <w:t xml:space="preserve">в</w:t>
+      </w:r>
+      <w:r>
+        <w:t xml:space="preserve"> </w:t>
+      </w:r>
+      <w:r>
+        <w:t xml:space="preserve">операционных</w:t>
+      </w:r>
+      <w:r>
+        <w:t xml:space="preserve"> </w:t>
+      </w:r>
+      <w:r>
+        <w:t xml:space="preserve">системах</w:t>
       </w:r>
     </w:p>
     <w:p>
@@ -39,13 +69,31 @@
         <w:pStyle w:val="Subtitle"/>
       </w:pPr>
       <w:r>
-        <w:t xml:space="preserve">Простейший</w:t>
-      </w:r>
-      <w:r>
-        <w:t xml:space="preserve"> </w:t>
-      </w:r>
-      <w:r>
-        <w:t xml:space="preserve">вариант</w:t>
+        <w:t xml:space="preserve">Архитектура</w:t>
+      </w:r>
+      <w:r>
+        <w:t xml:space="preserve"> </w:t>
+      </w:r>
+      <w:r>
+        <w:t xml:space="preserve">компьютеров</w:t>
+      </w:r>
+      <w:r>
+        <w:t xml:space="preserve"> </w:t>
+      </w:r>
+      <w:r>
+        <w:t xml:space="preserve">и</w:t>
+      </w:r>
+      <w:r>
+        <w:t xml:space="preserve"> </w:t>
+      </w:r>
+      <w:r>
+        <w:t xml:space="preserve">операционные</w:t>
+      </w:r>
+      <w:r>
+        <w:t xml:space="preserve"> </w:t>
+      </w:r>
+      <w:r>
+        <w:t xml:space="preserve">системы</w:t>
       </w:r>
     </w:p>
     <w:p>
@@ -53,19 +101,19 @@
         <w:pStyle w:val="Author"/>
       </w:pPr>
       <w:r>
-        <w:t xml:space="preserve">Дмитрий</w:t>
-      </w:r>
-      <w:r>
-        <w:t xml:space="preserve"> </w:t>
-      </w:r>
-      <w:r>
-        <w:t xml:space="preserve">Сергеевич</w:t>
-      </w:r>
-      <w:r>
-        <w:t xml:space="preserve"> </w:t>
-      </w:r>
-      <w:r>
-        <w:t xml:space="preserve">Кулябов</w:t>
+        <w:t xml:space="preserve">Киселева</w:t>
+      </w:r>
+      <w:r>
+        <w:t xml:space="preserve"> </w:t>
+      </w:r>
+      <w:r>
+        <w:t xml:space="preserve">Елизавета</w:t>
+      </w:r>
+      <w:r>
+        <w:t xml:space="preserve"> </w:t>
+      </w:r>
+      <w:r>
+        <w:t xml:space="preserve">Александровна</w:t>
       </w:r>
     </w:p>
     <w:sdt>
@@ -94,7 +142,7 @@
         </w:p>
       </w:sdtContent>
     </w:sdt>
-    <w:bookmarkStart w:id="43" w:name="Xd7c3aff74dae91a9d64382dc2c2fee03d1aebaa"/>
+    <w:bookmarkStart w:id="45" w:name="Xd7c3aff74dae91a9d64382dc2c2fee03d1aebaa"/>
     <w:p>
       <w:pPr>
         <w:pStyle w:val="Heading1"/>
@@ -135,11 +183,45 @@
         <w:pStyle w:val="FirstParagraph"/>
       </w:pPr>
       <w:r>
-        <w:t xml:space="preserve">Файлы являются основным носителем информации в операционных системах. Их защита обеспечивает конфиденциальность, целостность и доступность данных, что особенно важно в условиях активного развития информационных технологий и роста киберугроз. Современные операционные системы включают множество встроенных и расширяемых механизмов защиты, предназначенных для минимизации рисков утечки или повреждения данных.</w:t>
+        <w:t xml:space="preserve">Файлы — это единицы хранения информации в цифровом мире. Они могут содержать всё: текст, изображения, программы, базы данных. В операционной системе каждый файл имеет своё имя, местоположение и атрибуты, включая права доступа.</w:t>
+      </w:r>
+    </w:p>
+    <w:p>
+      <w:pPr>
+        <w:pStyle w:val="BodyText"/>
+      </w:pPr>
+      <w:r>
+        <w:t xml:space="preserve">Сегодня, когда почти все данные хранятся на компьютерах и в облаках, важность защиты файлов резко возросла. Если доступ к файлу получит злоумышленник, он может:</w:t>
+      </w:r>
+      <w:r>
+        <w:t xml:space="preserve"> </w:t>
+      </w:r>
+      <w:r>
+        <w:t xml:space="preserve">- украсть личную или коммерческую информацию,</w:t>
+      </w:r>
+      <w:r>
+        <w:t xml:space="preserve"> </w:t>
+      </w:r>
+      <w:r>
+        <w:t xml:space="preserve">- изменить или удалить данные,</w:t>
+      </w:r>
+      <w:r>
+        <w:t xml:space="preserve"> </w:t>
+      </w:r>
+      <w:r>
+        <w:t xml:space="preserve">- зашифровать файл и требовать выкуп.</w:t>
+      </w:r>
+    </w:p>
+    <w:p>
+      <w:pPr>
+        <w:pStyle w:val="BodyText"/>
+      </w:pPr>
+      <w:r>
+        <w:t xml:space="preserve">Поэтому операционные системы (ОС) включают специальные механизмы защиты файлов от несанкционированного доступа, повреждений, вирусов и ошибок пользователя.</w:t>
       </w:r>
     </w:p>
     <w:bookmarkEnd w:id="20"/>
-    <w:bookmarkStart w:id="21" w:name="актуальность-темы"/>
+    <w:bookmarkStart w:id="22" w:name="актуальность-темы"/>
     <w:p>
       <w:pPr>
         <w:pStyle w:val="Heading2"/>
@@ -157,159 +239,308 @@
         <w:t xml:space="preserve">Актуальность темы</w:t>
       </w:r>
     </w:p>
-    <w:p>
-      <w:pPr>
-        <w:pStyle w:val="FirstParagraph"/>
-      </w:pPr>
-      <w:r>
-        <w:t xml:space="preserve">С каждым годом увеличивается количество инцидентов, связанных с утечкой или повреждением данных. Согласно</w:t>
-      </w:r>
-      <w:r>
-        <w:t xml:space="preserve"> </w:t>
-      </w:r>
-      <w:r>
-        <w:t xml:space="preserve">[1]</w:t>
-      </w:r>
-      <w:r>
-        <w:t xml:space="preserve">, более 60% атак связаны с несанкционированным доступом к файлам. В условиях цифровизации и удалённой работы вопрос защиты информации становится критически важным не только для предприятий, но и для частных пользователей. Растёт количество вредоносных программ, в том числе программ-шифровальщиков (ransomware), цель которых — зашифровать пользовательские файлы с последующим вымогательством выкупа.</w:t>
-      </w:r>
-    </w:p>
-    <w:bookmarkEnd w:id="21"/>
-    <w:bookmarkStart w:id="22" w:name="объект-и-предмет-исследования"/>
-    <w:p>
-      <w:pPr>
-        <w:pStyle w:val="Heading2"/>
+    <w:bookmarkStart w:id="21" w:name="почему-важно-защищать-файлы"/>
+    <w:p>
+      <w:pPr>
+        <w:pStyle w:val="Heading3"/>
       </w:pPr>
       <w:r>
         <w:rPr>
           <w:rStyle w:val="SectionNumber"/>
         </w:rPr>
-        <w:t xml:space="preserve">1.3</w:t>
+        <w:t xml:space="preserve">1.2.1</w:t>
       </w:r>
       <w:r>
         <w:tab/>
       </w:r>
       <w:r>
-        <w:t xml:space="preserve">Объект и предмет исследования</w:t>
-      </w:r>
-    </w:p>
-    <w:p>
-      <w:pPr>
-        <w:pStyle w:val="FirstParagraph"/>
+        <w:t xml:space="preserve">Почему важно защищать файлы?</w:t>
+      </w:r>
+    </w:p>
+    <w:p>
+      <w:pPr>
+        <w:numPr>
+          <w:ilvl w:val="0"/>
+          <w:numId w:val="1001"/>
+        </w:numPr>
       </w:pPr>
       <w:r>
         <w:rPr>
           <w:bCs/>
           <w:b/>
         </w:rPr>
-        <w:t xml:space="preserve">Объект</w:t>
-      </w:r>
-      <w:r>
-        <w:t xml:space="preserve"> </w:t>
-      </w:r>
-      <w:r>
-        <w:t xml:space="preserve">— операционные системы как программные комплексы, управляющие аппаратными ресурсами и предоставляющие интерфейс взаимодействия с пользователем.</w:t>
-      </w:r>
-    </w:p>
-    <w:p>
-      <w:pPr>
-        <w:pStyle w:val="BodyText"/>
+        <w:t xml:space="preserve">Рост числа кибератак.</w:t>
+      </w:r>
+      <w:r>
+        <w:t xml:space="preserve"> </w:t>
+      </w:r>
+      <w:r>
+        <w:t xml:space="preserve">Согласно отчёту</w:t>
+      </w:r>
+      <w:r>
+        <w:t xml:space="preserve"> </w:t>
+      </w:r>
+      <w:r>
+        <w:t xml:space="preserve">[1]</w:t>
+      </w:r>
+      <w:r>
+        <w:t xml:space="preserve">, более 60% киберинцидентов связаны с доступом к конфиденциальным файлам. Атаки становятся всё более сложными.</w:t>
+      </w:r>
+    </w:p>
+    <w:p>
+      <w:pPr>
+        <w:numPr>
+          <w:ilvl w:val="0"/>
+          <w:numId w:val="1001"/>
+        </w:numPr>
       </w:pPr>
       <w:r>
         <w:rPr>
           <w:bCs/>
           <w:b/>
         </w:rPr>
-        <w:t xml:space="preserve">Предмет</w:t>
-      </w:r>
-      <w:r>
-        <w:t xml:space="preserve"> </w:t>
-      </w:r>
-      <w:r>
-        <w:t xml:space="preserve">— механизмы и методы защиты файлов в этих системах, включая как встроенные средства ОС, так и расширения, разработанные третьими сторонами.</w:t>
-      </w:r>
-    </w:p>
-    <w:bookmarkEnd w:id="22"/>
-    <w:bookmarkStart w:id="23" w:name="цель-и-задачи-исследования"/>
-    <w:p>
-      <w:pPr>
-        <w:pStyle w:val="Heading2"/>
-      </w:pPr>
-      <w:r>
-        <w:rPr>
-          <w:rStyle w:val="SectionNumber"/>
-        </w:rPr>
-        <w:t xml:space="preserve">1.4</w:t>
-      </w:r>
-      <w:r>
-        <w:tab/>
-      </w:r>
-      <w:r>
-        <w:t xml:space="preserve">Цель и задачи исследования</w:t>
-      </w:r>
-    </w:p>
-    <w:p>
-      <w:pPr>
-        <w:pStyle w:val="FirstParagraph"/>
+        <w:t xml:space="preserve">Удалённая работа.</w:t>
+      </w:r>
+      <w:r>
+        <w:t xml:space="preserve"> </w:t>
+      </w:r>
+      <w:r>
+        <w:t xml:space="preserve">Люди всё чаще работают из дома. Файлы передаются через интернет, а это повышает вероятность перехвата.</w:t>
+      </w:r>
+    </w:p>
+    <w:p>
+      <w:pPr>
+        <w:numPr>
+          <w:ilvl w:val="0"/>
+          <w:numId w:val="1001"/>
+        </w:numPr>
       </w:pPr>
       <w:r>
         <w:rPr>
           <w:bCs/>
           <w:b/>
         </w:rPr>
-        <w:t xml:space="preserve">Цель</w:t>
-      </w:r>
-      <w:r>
-        <w:t xml:space="preserve"> </w:t>
-      </w:r>
-      <w:r>
-        <w:t xml:space="preserve">— провести обзор и анализ основных методов защиты файлов в операционных системах, оценить их эффективность и применимость в различных условиях эксплуатации.</w:t>
-      </w:r>
-    </w:p>
-    <w:p>
-      <w:pPr>
-        <w:pStyle w:val="BodyText"/>
+        <w:t xml:space="preserve">Вымогатели.</w:t>
+      </w:r>
+      <w:r>
+        <w:t xml:space="preserve"> </w:t>
+      </w:r>
+      <w:r>
+        <w:t xml:space="preserve">Программы-вымогатели (например, WannaCry или Petya) шифруют файлы на компьютере и требуют выкуп.</w:t>
+      </w:r>
+    </w:p>
+    <w:p>
+      <w:pPr>
+        <w:numPr>
+          <w:ilvl w:val="0"/>
+          <w:numId w:val="1001"/>
+        </w:numPr>
       </w:pPr>
       <w:r>
         <w:rPr>
           <w:bCs/>
           <w:b/>
         </w:rPr>
+        <w:t xml:space="preserve">Цифровизация жизни.</w:t>
+      </w:r>
+      <w:r>
+        <w:t xml:space="preserve"> </w:t>
+      </w:r>
+      <w:r>
+        <w:t xml:space="preserve">Мы храним на устройствах всё — от учебных документов до семейных фото. Потеря таких файлов может быть критична.</w:t>
+      </w:r>
+    </w:p>
+    <w:bookmarkEnd w:id="21"/>
+    <w:bookmarkEnd w:id="22"/>
+    <w:bookmarkStart w:id="23" w:name="объект-и-предмет-исследования"/>
+    <w:p>
+      <w:pPr>
+        <w:pStyle w:val="Heading2"/>
+      </w:pPr>
+      <w:r>
+        <w:rPr>
+          <w:rStyle w:val="SectionNumber"/>
+        </w:rPr>
+        <w:t xml:space="preserve">1.3</w:t>
+      </w:r>
+      <w:r>
+        <w:tab/>
+      </w:r>
+      <w:r>
+        <w:t xml:space="preserve">Объект и предмет исследования</w:t>
+      </w:r>
+    </w:p>
+    <w:p>
+      <w:pPr>
+        <w:numPr>
+          <w:ilvl w:val="0"/>
+          <w:numId w:val="1002"/>
+        </w:numPr>
+      </w:pPr>
+      <w:r>
+        <w:rPr>
+          <w:bCs/>
+          <w:b/>
+        </w:rPr>
+        <w:t xml:space="preserve">Объект:</w:t>
+      </w:r>
+      <w:r>
+        <w:t xml:space="preserve"> </w:t>
+      </w:r>
+      <w:r>
+        <w:t xml:space="preserve">операционные системы — это программы, которые управляют оборудованием компьютера и обеспечивают взаимодействие с пользователем.</w:t>
+      </w:r>
+    </w:p>
+    <w:p>
+      <w:pPr>
+        <w:numPr>
+          <w:ilvl w:val="0"/>
+          <w:numId w:val="1002"/>
+        </w:numPr>
+      </w:pPr>
+      <w:r>
+        <w:rPr>
+          <w:bCs/>
+          <w:b/>
+        </w:rPr>
+        <w:t xml:space="preserve">Предмет:</w:t>
+      </w:r>
+      <w:r>
+        <w:t xml:space="preserve"> </w:t>
+      </w:r>
+      <w:r>
+        <w:t xml:space="preserve">механизмы защиты файлов в ОС, включая встроенные функции и внешние средства.</w:t>
+      </w:r>
+    </w:p>
+    <w:bookmarkEnd w:id="23"/>
+    <w:bookmarkStart w:id="24" w:name="цель-и-задачи-исследования"/>
+    <w:p>
+      <w:pPr>
+        <w:pStyle w:val="Heading2"/>
+      </w:pPr>
+      <w:r>
+        <w:rPr>
+          <w:rStyle w:val="SectionNumber"/>
+        </w:rPr>
+        <w:t xml:space="preserve">1.4</w:t>
+      </w:r>
+      <w:r>
+        <w:tab/>
+      </w:r>
+      <w:r>
+        <w:t xml:space="preserve">Цель и задачи исследования</w:t>
+      </w:r>
+    </w:p>
+    <w:p>
+      <w:pPr>
+        <w:numPr>
+          <w:ilvl w:val="0"/>
+          <w:numId w:val="1003"/>
+        </w:numPr>
+      </w:pPr>
+      <w:r>
+        <w:rPr>
+          <w:bCs/>
+          <w:b/>
+        </w:rPr>
+        <w:t xml:space="preserve">Цель:</w:t>
+      </w:r>
+      <w:r>
+        <w:t xml:space="preserve"> </w:t>
+      </w:r>
+      <w:r>
+        <w:t xml:space="preserve">изучить, какие способы защиты файлов применяются в ОС, как они работают и насколько эффективны.</w:t>
+      </w:r>
+    </w:p>
+    <w:p>
+      <w:pPr>
+        <w:numPr>
+          <w:ilvl w:val="0"/>
+          <w:numId w:val="1003"/>
+        </w:numPr>
+      </w:pPr>
+      <w:r>
+        <w:rPr>
+          <w:bCs/>
+          <w:b/>
+        </w:rPr>
         <w:t xml:space="preserve">Задачи:</w:t>
       </w:r>
-      <w:r>
-        <w:t xml:space="preserve"> </w:t>
-      </w:r>
-      <w:r>
-        <w:t xml:space="preserve">- Рассмотреть базовые модели контроля доступа и управления правами;</w:t>
-      </w:r>
-      <w:r>
-        <w:t xml:space="preserve"> </w:t>
-      </w:r>
-      <w:r>
-        <w:t xml:space="preserve">- Изучить механизмы шифрования и логирования действий пользователей;</w:t>
-      </w:r>
-      <w:r>
-        <w:t xml:space="preserve"> </w:t>
-      </w:r>
-      <w:r>
-        <w:t xml:space="preserve">- Проанализировать примеры реализации защиты в популярных ОС (Linux, Windows, macOS);</w:t>
-      </w:r>
-      <w:r>
-        <w:t xml:space="preserve"> </w:t>
-      </w:r>
-      <w:r>
-        <w:t xml:space="preserve">- Сравнить достоинства и недостатки подходов;</w:t>
-      </w:r>
-      <w:r>
-        <w:t xml:space="preserve"> </w:t>
-      </w:r>
-      <w:r>
-        <w:t xml:space="preserve">- Оценить перспективы развития методов защиты.</w:t>
-      </w:r>
-    </w:p>
-    <w:bookmarkEnd w:id="23"/>
-    <w:bookmarkStart w:id="24" w:name="научная-новизна"/>
+    </w:p>
+    <w:p>
+      <w:pPr>
+        <w:numPr>
+          <w:ilvl w:val="1"/>
+          <w:numId w:val="1004"/>
+        </w:numPr>
+        <w:pStyle w:val="Compact"/>
+      </w:pPr>
+      <w:r>
+        <w:t xml:space="preserve">Рассмотреть модели контроля доступа;</w:t>
+      </w:r>
+    </w:p>
+    <w:p>
+      <w:pPr>
+        <w:numPr>
+          <w:ilvl w:val="1"/>
+          <w:numId w:val="1004"/>
+        </w:numPr>
+        <w:pStyle w:val="Compact"/>
+      </w:pPr>
+      <w:r>
+        <w:t xml:space="preserve">Понять, как работает шифрование;</w:t>
+      </w:r>
+    </w:p>
+    <w:p>
+      <w:pPr>
+        <w:numPr>
+          <w:ilvl w:val="1"/>
+          <w:numId w:val="1004"/>
+        </w:numPr>
+        <w:pStyle w:val="Compact"/>
+      </w:pPr>
+      <w:r>
+        <w:t xml:space="preserve">Изучить аудит и логирование;</w:t>
+      </w:r>
+    </w:p>
+    <w:p>
+      <w:pPr>
+        <w:numPr>
+          <w:ilvl w:val="1"/>
+          <w:numId w:val="1004"/>
+        </w:numPr>
+        <w:pStyle w:val="Compact"/>
+      </w:pPr>
+      <w:r>
+        <w:t xml:space="preserve">Объяснить, что такое мандатный контроль;</w:t>
+      </w:r>
+    </w:p>
+    <w:p>
+      <w:pPr>
+        <w:numPr>
+          <w:ilvl w:val="1"/>
+          <w:numId w:val="1004"/>
+        </w:numPr>
+        <w:pStyle w:val="Compact"/>
+      </w:pPr>
+      <w:r>
+        <w:t xml:space="preserve">Сравнить реализацию в Windows, Linux и macOS;</w:t>
+      </w:r>
+    </w:p>
+    <w:p>
+      <w:pPr>
+        <w:numPr>
+          <w:ilvl w:val="1"/>
+          <w:numId w:val="1004"/>
+        </w:numPr>
+        <w:pStyle w:val="Compact"/>
+      </w:pPr>
+      <w:r>
+        <w:t xml:space="preserve">Оценить плюсы и минусы каждого метода.</w:t>
+      </w:r>
+    </w:p>
+    <w:bookmarkEnd w:id="24"/>
+    <w:bookmarkStart w:id="25" w:name="научная-новизна"/>
     <w:p>
       <w:pPr>
         <w:pStyle w:val="Heading2"/>
@@ -332,11 +563,11 @@
         <w:pStyle w:val="FirstParagraph"/>
       </w:pPr>
       <w:r>
-        <w:t xml:space="preserve">Научная новизна заключается в систематизации современных методов защиты и выделении наиболее эффективных практик в условиях развития облачных и гибридных ИТ-инфраструктур. Особое внимание уделяется системам мандатного контроля доступа и интеграции криптографических механизмов на уровне ОС.</w:t>
-      </w:r>
-    </w:p>
-    <w:bookmarkEnd w:id="24"/>
-    <w:bookmarkStart w:id="25" w:name="практическая-значимость"/>
+        <w:t xml:space="preserve">Этот обзор систематизирует современные методы защиты и выделяет наиболее эффективные практики с учётом новых реалий — удалённой работы, облачных сервисов и гибридной инфраструктуры.</w:t>
+      </w:r>
+    </w:p>
+    <w:bookmarkEnd w:id="25"/>
+    <w:bookmarkStart w:id="26" w:name="практическая-значимость"/>
     <w:p>
       <w:pPr>
         <w:pStyle w:val="Heading2"/>
@@ -359,11 +590,35 @@
         <w:pStyle w:val="FirstParagraph"/>
       </w:pPr>
       <w:r>
-        <w:t xml:space="preserve">Результаты исследования могут быть использованы при проектировании защищённых ИТ-систем, а также в образовательных целях. Кроме того, они применимы при разработке корпоративных политик информационной безопасности, в частности для определения уровней доступа и выбора методов резервного копирования.</w:t>
-      </w:r>
-    </w:p>
-    <w:bookmarkEnd w:id="25"/>
-    <w:bookmarkStart w:id="26" w:name="методы-и-материалы-исследования"/>
+        <w:t xml:space="preserve">Материал полезен для:</w:t>
+      </w:r>
+      <w:r>
+        <w:t xml:space="preserve"> </w:t>
+      </w:r>
+      <w:r>
+        <w:t xml:space="preserve">- студентов и преподавателей IT-направлений;</w:t>
+      </w:r>
+      <w:r>
+        <w:t xml:space="preserve"> </w:t>
+      </w:r>
+      <w:r>
+        <w:t xml:space="preserve">- системных администраторов;</w:t>
+      </w:r>
+      <w:r>
+        <w:t xml:space="preserve"> </w:t>
+      </w:r>
+      <w:r>
+        <w:t xml:space="preserve">- разработчиков;</w:t>
+      </w:r>
+      <w:r>
+        <w:t xml:space="preserve"> </w:t>
+      </w:r>
+      <w:r>
+        <w:t xml:space="preserve">- пользователей, которые хотят лучше защитить свои данные.</w:t>
+      </w:r>
+    </w:p>
+    <w:bookmarkEnd w:id="26"/>
+    <w:bookmarkStart w:id="27" w:name="методы-исследования"/>
     <w:p>
       <w:pPr>
         <w:pStyle w:val="Heading2"/>
@@ -378,7 +633,80 @@
         <w:tab/>
       </w:r>
       <w:r>
-        <w:t xml:space="preserve">Методы и материалы исследования</w:t>
+        <w:t xml:space="preserve">Методы исследования</w:t>
+      </w:r>
+    </w:p>
+    <w:p>
+      <w:pPr>
+        <w:numPr>
+          <w:ilvl w:val="0"/>
+          <w:numId w:val="1005"/>
+        </w:numPr>
+        <w:pStyle w:val="Compact"/>
+      </w:pPr>
+      <w:r>
+        <w:t xml:space="preserve">Анализ документации и справочных материалов;</w:t>
+      </w:r>
+    </w:p>
+    <w:p>
+      <w:pPr>
+        <w:numPr>
+          <w:ilvl w:val="0"/>
+          <w:numId w:val="1005"/>
+        </w:numPr>
+        <w:pStyle w:val="Compact"/>
+      </w:pPr>
+      <w:r>
+        <w:t xml:space="preserve">Настройка и тестирование систем защиты;</w:t>
+      </w:r>
+    </w:p>
+    <w:p>
+      <w:pPr>
+        <w:numPr>
+          <w:ilvl w:val="0"/>
+          <w:numId w:val="1005"/>
+        </w:numPr>
+        <w:pStyle w:val="Compact"/>
+      </w:pPr>
+      <w:r>
+        <w:t xml:space="preserve">Сравнительный анализ подходов в разных ОС.</w:t>
+      </w:r>
+    </w:p>
+    <w:bookmarkEnd w:id="27"/>
+    <w:bookmarkStart w:id="42" w:name="основные-методы-защиты-файлов"/>
+    <w:p>
+      <w:pPr>
+        <w:pStyle w:val="Heading2"/>
+      </w:pPr>
+      <w:r>
+        <w:rPr>
+          <w:rStyle w:val="SectionNumber"/>
+        </w:rPr>
+        <w:t xml:space="preserve">1.8</w:t>
+      </w:r>
+      <w:r>
+        <w:tab/>
+      </w:r>
+      <w:r>
+        <w:t xml:space="preserve">Основные методы защиты файлов</w:t>
+      </w:r>
+    </w:p>
+    <w:bookmarkStart w:id="29" w:name="контроль-доступа"/>
+    <w:p>
+      <w:pPr>
+        <w:pStyle w:val="Heading3"/>
+      </w:pPr>
+      <w:r>
+        <w:rPr>
+          <w:rStyle w:val="SectionNumber"/>
+        </w:rPr>
+        <w:t xml:space="preserve">1.8.1</w:t>
+      </w:r>
+      <w:r>
+        <w:tab/>
+      </w:r>
+      <w:r>
+        <w:t xml:space="preserve">Контроль доступа</w:t>
       </w:r>
     </w:p>
     <w:p>
@@ -386,78 +714,216 @@
         <w:pStyle w:val="FirstParagraph"/>
       </w:pPr>
       <w:r>
-        <w:t xml:space="preserve">Методология исследования основывается на сравнительном анализе, изучении технической документации, официальных руководств, а также практическом тестировании встроенных средств безопасности в ОС Linux (Debian, Fedora), Windows 10/11 и macOS.</w:t>
-      </w:r>
-    </w:p>
-    <w:bookmarkEnd w:id="26"/>
-    <w:bookmarkStart w:id="33" w:name="основные-методы-защиты-файлов"/>
-    <w:p>
-      <w:pPr>
-        <w:pStyle w:val="Heading2"/>
+        <w:rPr>
+          <w:bCs/>
+          <w:b/>
+        </w:rPr>
+        <w:t xml:space="preserve">Контроль доступа</w:t>
+      </w:r>
+      <w:r>
+        <w:t xml:space="preserve"> </w:t>
+      </w:r>
+      <w:r>
+        <w:t xml:space="preserve">— это механизм, определяющий, кто может открывать, изменять или удалять файл.</w:t>
+      </w:r>
+    </w:p>
+    <w:p>
+      <w:pPr>
+        <w:numPr>
+          <w:ilvl w:val="0"/>
+          <w:numId w:val="1006"/>
+        </w:numPr>
+      </w:pPr>
+      <w:r>
+        <w:rPr>
+          <w:bCs/>
+          <w:b/>
+        </w:rPr>
+        <w:t xml:space="preserve">В Linux</w:t>
+      </w:r>
+      <w:r>
+        <w:t xml:space="preserve"> </w:t>
+      </w:r>
+      <w:r>
+        <w:t xml:space="preserve">используется</w:t>
+      </w:r>
+      <w:r>
+        <w:t xml:space="preserve"> </w:t>
+      </w:r>
+      <w:r>
+        <w:rPr>
+          <w:bCs/>
+          <w:b/>
+        </w:rPr>
+        <w:t xml:space="preserve">POSIX-модель</w:t>
+      </w:r>
+      <w:r>
+        <w:t xml:space="preserve"> </w:t>
+      </w:r>
+      <w:r>
+        <w:t xml:space="preserve">RWX (Read — чтение, Write — запись, Execute — выполнение). Права задаются для:</w:t>
+      </w:r>
+    </w:p>
+    <w:p>
+      <w:pPr>
+        <w:numPr>
+          <w:ilvl w:val="1"/>
+          <w:numId w:val="1007"/>
+        </w:numPr>
+        <w:pStyle w:val="Compact"/>
+      </w:pPr>
+      <w:r>
+        <w:t xml:space="preserve">владельца файла,</w:t>
+      </w:r>
+    </w:p>
+    <w:p>
+      <w:pPr>
+        <w:numPr>
+          <w:ilvl w:val="1"/>
+          <w:numId w:val="1007"/>
+        </w:numPr>
+        <w:pStyle w:val="Compact"/>
+      </w:pPr>
+      <w:r>
+        <w:t xml:space="preserve">группы,</w:t>
+      </w:r>
+    </w:p>
+    <w:p>
+      <w:pPr>
+        <w:numPr>
+          <w:ilvl w:val="1"/>
+          <w:numId w:val="1007"/>
+        </w:numPr>
+        <w:pStyle w:val="Compact"/>
+      </w:pPr>
+      <w:r>
+        <w:t xml:space="preserve">всех остальных пользователей.</w:t>
+      </w:r>
+    </w:p>
+    <w:p>
+      <w:pPr>
+        <w:numPr>
+          <w:ilvl w:val="0"/>
+          <w:numId w:val="1000"/>
+        </w:numPr>
+      </w:pPr>
+      <w:r>
+        <w:t xml:space="preserve">Например:</w:t>
+      </w:r>
+      <w:r>
+        <w:t xml:space="preserve"> </w:t>
+      </w:r>
+      <w:r>
+        <w:rPr>
+          <w:rStyle w:val="VerbatimChar"/>
+        </w:rPr>
+        <w:t xml:space="preserve">chmod 755 file.txt</w:t>
+      </w:r>
+      <w:r>
+        <w:t xml:space="preserve"> </w:t>
+      </w:r>
+      <w:r>
+        <w:t xml:space="preserve">означает: владелец может читать, писать и запускать файл; остальные — только читать и запускать.</w:t>
+      </w:r>
+    </w:p>
+    <w:p>
+      <w:pPr>
+        <w:numPr>
+          <w:ilvl w:val="0"/>
+          <w:numId w:val="1000"/>
+        </w:numPr>
+      </w:pPr>
+      <w:r>
+        <w:rPr>
+          <w:bCs/>
+          <w:b/>
+        </w:rPr>
+        <w:t xml:space="preserve">Как работает chmod:</w:t>
+      </w:r>
+      <w:r>
+        <w:t xml:space="preserve"> </w:t>
+      </w:r>
+      <w:r>
+        <w:t xml:space="preserve">эта команда меняет числовое значение прав доступа. 7 = RWX, 5 = R-X, 0 = —.</w:t>
+      </w:r>
+    </w:p>
+    <w:p>
+      <w:pPr>
+        <w:numPr>
+          <w:ilvl w:val="0"/>
+          <w:numId w:val="1006"/>
+        </w:numPr>
+      </w:pPr>
+      <w:r>
+        <w:rPr>
+          <w:bCs/>
+          <w:b/>
+        </w:rPr>
+        <w:t xml:space="preserve">В Windows</w:t>
+      </w:r>
+      <w:r>
+        <w:t xml:space="preserve"> </w:t>
+      </w:r>
+      <w:r>
+        <w:t xml:space="preserve">используется модель *</w:t>
+      </w:r>
+      <w:r>
+        <w:t xml:space="preserve">[</w:t>
+      </w:r>
+      <w:r>
+        <w:rPr>
+          <w:bCs/>
+          <w:b/>
+        </w:rPr>
+        <w:t xml:space="preserve">ACL?</w:t>
+      </w:r>
+      <w:r>
+        <w:t xml:space="preserve">]</w:t>
+      </w:r>
+      <w:r>
+        <w:t xml:space="preserve"> </w:t>
+      </w:r>
+      <w:r>
+        <w:t xml:space="preserve">(Access Control List)** — список, в котором для каждого пользователя или группы указывается набор разрешений: чтение, запись, удаление и т.д.</w:t>
+      </w:r>
+    </w:p>
+    <w:p>
+      <w:pPr>
+        <w:numPr>
+          <w:ilvl w:val="0"/>
+          <w:numId w:val="1000"/>
+        </w:numPr>
+      </w:pPr>
+      <w:r>
+        <w:rPr>
+          <w:bCs/>
+          <w:b/>
+        </w:rPr>
+        <w:t xml:space="preserve">Как это работает:</w:t>
+      </w:r>
+      <w:r>
+        <w:t xml:space="preserve"> </w:t>
+      </w:r>
+      <w:r>
+        <w:t xml:space="preserve">при открытии файла система сверяет текущего пользователя с ACL и разрешает или запрещает действие.</w:t>
+      </w:r>
+    </w:p>
+    <w:bookmarkStart w:id="28" w:name="X490aeb2853137efa7f8532f7fc66012be80ac87"/>
+    <w:p>
+      <w:pPr>
+        <w:pStyle w:val="Heading4"/>
       </w:pPr>
       <w:r>
         <w:rPr>
           <w:rStyle w:val="SectionNumber"/>
         </w:rPr>
-        <w:t xml:space="preserve">1.8</w:t>
+        <w:t xml:space="preserve">1.8.1.1</w:t>
       </w:r>
       <w:r>
         <w:tab/>
       </w:r>
       <w:r>
-        <w:t xml:space="preserve">Основные методы защиты файлов</w:t>
-      </w:r>
-    </w:p>
-    <w:bookmarkStart w:id="28" w:name="разграничение-прав-доступа"/>
-    <w:p>
-      <w:pPr>
-        <w:pStyle w:val="Heading3"/>
-      </w:pPr>
-      <w:r>
-        <w:rPr>
-          <w:rStyle w:val="SectionNumber"/>
-        </w:rPr>
-        <w:t xml:space="preserve">1.8.1</w:t>
-      </w:r>
-      <w:r>
-        <w:tab/>
-      </w:r>
-      <w:r>
-        <w:t xml:space="preserve">Разграничение прав доступа</w:t>
-      </w:r>
-    </w:p>
-    <w:p>
-      <w:pPr>
-        <w:pStyle w:val="FirstParagraph"/>
-      </w:pPr>
-      <w:r>
-        <w:t xml:space="preserve">Права доступа управляют тем, кто и как может взаимодействовать с файлами. В Linux реализована модель POSIX, в которой каждому файлу назначаются права для владельца, группы и остальных пользователей. В Windows применяются списки управления доступом (ACL), позволяющие гибко настраивать доступ.</w:t>
-      </w:r>
-    </w:p>
-    <w:bookmarkStart w:id="27" w:name="X490aeb2853137efa7f8532f7fc66012be80ac87"/>
-    <w:p>
-      <w:pPr>
-        <w:pStyle w:val="Heading4"/>
-      </w:pPr>
-      <w:r>
-        <w:rPr>
-          <w:rStyle w:val="SectionNumber"/>
-        </w:rPr>
-        <w:t xml:space="preserve">1.8.1.1</w:t>
-      </w:r>
-      <w:r>
-        <w:tab/>
-      </w:r>
-      <w:r>
         <w:t xml:space="preserve">Таблица 1 — Примеры прав доступа в ОС Linux и Windows</w:t>
-      </w:r>
-    </w:p>
-    <w:p>
-      <w:pPr>
-        <w:pStyle w:val="TableCaption"/>
-      </w:pPr>
-      <w:r>
-        <w:t xml:space="preserve">label: tbl:access-control</w:t>
       </w:r>
     </w:p>
     <w:tbl>
@@ -466,7 +932,6 @@
         <w:tblW w:type="pct" w:w="5000"/>
         <w:tblLook w:firstRow="1" w:lastRow="0" w:firstColumn="0" w:lastColumn="0" w:noHBand="0" w:noVBand="0" w:val="0020"/>
         <w:jc w:val="start"/>
-        <w:tblCaption w:val="label: tbl:access-control"/>
       </w:tblPr>
       <w:tblGrid>
         <w:gridCol w:w="1070"/>
@@ -606,9 +1071,9 @@
         </w:tc>
       </w:tr>
     </w:tbl>
-    <w:bookmarkEnd w:id="27"/>
     <w:bookmarkEnd w:id="28"/>
-    <w:bookmarkStart w:id="29" w:name="шифрование-файлов"/>
+    <w:bookmarkEnd w:id="29"/>
+    <w:bookmarkStart w:id="32" w:name="шифрование-файлов"/>
     <w:p>
       <w:pPr>
         <w:pStyle w:val="Heading3"/>
@@ -630,116 +1095,190 @@
       <w:pPr>
         <w:pStyle w:val="FirstParagraph"/>
       </w:pPr>
-      <w:r>
-        <w:t xml:space="preserve">Шифрование — преобразование информации в нечитаемую форму без ключа дешифровки. Это наиболее надёжный способ защиты от несанкционированного доступа при физическом доступе к устройству.</w:t>
-      </w:r>
-    </w:p>
-    <w:p>
-      <w:pPr>
-        <w:pStyle w:val="BodyText"/>
-      </w:pPr>
-      <w:r>
-        <w:t xml:space="preserve">ОС предлагают следующие решения:</w:t>
-      </w:r>
-      <w:r>
-        <w:t xml:space="preserve"> </w:t>
-      </w:r>
-      <w:r>
-        <w:t xml:space="preserve">-</w:t>
-      </w:r>
-      <w:r>
-        <w:t xml:space="preserve"> </w:t>
-      </w:r>
       <w:r>
         <w:rPr>
           <w:bCs/>
           <w:b/>
         </w:rPr>
-        <w:t xml:space="preserve">Файловое шифрование</w:t>
-      </w:r>
-      <w:r>
-        <w:t xml:space="preserve"> </w:t>
-      </w:r>
-      <w:r>
-        <w:t xml:space="preserve">— например, EFS в Windows, GnuPG для отдельных файлов в Linux;</w:t>
-      </w:r>
-      <w:r>
-        <w:t xml:space="preserve"> </w:t>
-      </w:r>
-      <w:r>
-        <w:t xml:space="preserve">-</w:t>
-      </w:r>
-      <w:r>
-        <w:t xml:space="preserve"> </w:t>
-      </w:r>
+        <w:t xml:space="preserve">Шифрование</w:t>
+      </w:r>
+      <w:r>
+        <w:t xml:space="preserve"> </w:t>
+      </w:r>
+      <w:r>
+        <w:t xml:space="preserve">— это преобразование файла в нечитаемую форму с помощью математических алгоритмов. Только тот, у кого есть ключ, может расшифровать файл.</w:t>
+      </w:r>
+    </w:p>
+    <w:bookmarkStart w:id="30" w:name="как-работает-шифрование"/>
+    <w:p>
+      <w:pPr>
+        <w:pStyle w:val="Heading4"/>
+      </w:pPr>
+      <w:r>
+        <w:rPr>
+          <w:rStyle w:val="SectionNumber"/>
+        </w:rPr>
+        <w:t xml:space="preserve">1.8.2.1</w:t>
+      </w:r>
+      <w:r>
+        <w:tab/>
+      </w:r>
+      <w:r>
+        <w:t xml:space="preserve">Как работает шифрование:</w:t>
+      </w:r>
+    </w:p>
+    <w:p>
+      <w:pPr>
+        <w:numPr>
+          <w:ilvl w:val="0"/>
+          <w:numId w:val="1008"/>
+        </w:numPr>
+        <w:pStyle w:val="Compact"/>
+      </w:pPr>
+      <w:r>
+        <w:t xml:space="preserve">Алгоритм шифрования (например, AES) превращает обычные данные в набор символов (цифр и букв), которые невозможно прочитать без ключа.</w:t>
+      </w:r>
+    </w:p>
+    <w:p>
+      <w:pPr>
+        <w:numPr>
+          <w:ilvl w:val="0"/>
+          <w:numId w:val="1008"/>
+        </w:numPr>
+        <w:pStyle w:val="Compact"/>
+      </w:pPr>
+      <w:r>
+        <w:t xml:space="preserve">Ключ — это секретный код, без которого данные не расшифровать.</w:t>
+      </w:r>
+    </w:p>
+    <w:p>
+      <w:pPr>
+        <w:numPr>
+          <w:ilvl w:val="0"/>
+          <w:numId w:val="1008"/>
+        </w:numPr>
+        <w:pStyle w:val="Compact"/>
+      </w:pPr>
+      <w:r>
+        <w:t xml:space="preserve">При необходимости пользователь запускает процесс дешифровки, вводит ключ, и данные возвращаются в читаемый вид.</w:t>
+      </w:r>
+    </w:p>
+    <w:bookmarkEnd w:id="30"/>
+    <w:bookmarkStart w:id="31" w:name="типы-шифрования"/>
+    <w:p>
+      <w:pPr>
+        <w:pStyle w:val="Heading4"/>
+      </w:pPr>
+      <w:r>
+        <w:rPr>
+          <w:rStyle w:val="SectionNumber"/>
+        </w:rPr>
+        <w:t xml:space="preserve">1.8.2.2</w:t>
+      </w:r>
+      <w:r>
+        <w:tab/>
+      </w:r>
+      <w:r>
+        <w:t xml:space="preserve">Типы шифрования:</w:t>
+      </w:r>
+    </w:p>
+    <w:p>
+      <w:pPr>
+        <w:numPr>
+          <w:ilvl w:val="0"/>
+          <w:numId w:val="1009"/>
+        </w:numPr>
+        <w:pStyle w:val="Compact"/>
+      </w:pPr>
       <w:r>
         <w:rPr>
           <w:bCs/>
           <w:b/>
         </w:rPr>
-        <w:t xml:space="preserve">Полное шифрование диска</w:t>
-      </w:r>
-      <w:r>
-        <w:t xml:space="preserve"> </w:t>
-      </w:r>
-      <w:r>
-        <w:t xml:space="preserve">— BitLocker (Windows), LUKS (Linux), FileVault (macOS);</w:t>
-      </w:r>
-      <w:r>
-        <w:t xml:space="preserve"> </w:t>
-      </w:r>
-      <w:r>
-        <w:t xml:space="preserve">-</w:t>
-      </w:r>
-      <w:r>
-        <w:t xml:space="preserve"> </w:t>
-      </w:r>
+        <w:t xml:space="preserve">Шифрование отдельных файлов:</w:t>
+      </w:r>
+    </w:p>
+    <w:p>
+      <w:pPr>
+        <w:numPr>
+          <w:ilvl w:val="1"/>
+          <w:numId w:val="1010"/>
+        </w:numPr>
+        <w:pStyle w:val="Compact"/>
+      </w:pPr>
+      <w:r>
+        <w:t xml:space="preserve">GnuPG (Linux): создаёт зашифрованные копии файлов с использованием открытого и закрытого ключей.</w:t>
+      </w:r>
+    </w:p>
+    <w:p>
+      <w:pPr>
+        <w:numPr>
+          <w:ilvl w:val="1"/>
+          <w:numId w:val="1010"/>
+        </w:numPr>
+        <w:pStyle w:val="Compact"/>
+      </w:pPr>
+      <w:r>
+        <w:t xml:space="preserve">EFS (Windows): шифрует файл так, что доступен только пользователю, выполнившему шифрование.</w:t>
+      </w:r>
+    </w:p>
+    <w:p>
+      <w:pPr>
+        <w:numPr>
+          <w:ilvl w:val="0"/>
+          <w:numId w:val="1009"/>
+        </w:numPr>
+        <w:pStyle w:val="Compact"/>
+      </w:pPr>
       <w:r>
         <w:rPr>
           <w:bCs/>
           <w:b/>
         </w:rPr>
-        <w:t xml:space="preserve">Шифрование на уровне файловой системы</w:t>
-      </w:r>
-      <w:r>
-        <w:t xml:space="preserve"> </w:t>
-      </w:r>
-      <w:r>
-        <w:t xml:space="preserve">— eCryptfs, EncFS.</w:t>
-      </w:r>
-    </w:p>
-    <w:bookmarkEnd w:id="29"/>
-    <w:bookmarkStart w:id="30" w:name="аудит-и-логирование"/>
-    <w:p>
-      <w:pPr>
-        <w:pStyle w:val="Heading3"/>
-      </w:pPr>
-      <w:r>
-        <w:rPr>
-          <w:rStyle w:val="SectionNumber"/>
-        </w:rPr>
-        <w:t xml:space="preserve">1.8.3</w:t>
-      </w:r>
-      <w:r>
-        <w:tab/>
-      </w:r>
-      <w:r>
-        <w:t xml:space="preserve">Аудит и логирование</w:t>
-      </w:r>
-    </w:p>
-    <w:p>
-      <w:pPr>
-        <w:pStyle w:val="FirstParagraph"/>
-      </w:pPr>
-      <w:r>
-        <w:t xml:space="preserve">Аудит позволяет отслеживать действия пользователей с файлами. Это важный элемент системы безопасности, обеспечивающий как превентивный, так и реактивный контроль.</w:t>
+        <w:t xml:space="preserve">Полное шифрование диска:</w:t>
+      </w:r>
+    </w:p>
+    <w:p>
+      <w:pPr>
+        <w:numPr>
+          <w:ilvl w:val="1"/>
+          <w:numId w:val="1011"/>
+        </w:numPr>
+        <w:pStyle w:val="Compact"/>
+      </w:pPr>
+      <w:r>
+        <w:t xml:space="preserve">BitLocker (Windows): шифрует весь диск, включая системные файлы.</w:t>
+      </w:r>
+    </w:p>
+    <w:p>
+      <w:pPr>
+        <w:numPr>
+          <w:ilvl w:val="1"/>
+          <w:numId w:val="1011"/>
+        </w:numPr>
+        <w:pStyle w:val="Compact"/>
+      </w:pPr>
+      <w:r>
+        <w:t xml:space="preserve">LUKS (Linux): защита разделов жёсткого диска.</w:t>
+      </w:r>
+    </w:p>
+    <w:p>
+      <w:pPr>
+        <w:numPr>
+          <w:ilvl w:val="1"/>
+          <w:numId w:val="1011"/>
+        </w:numPr>
+        <w:pStyle w:val="Compact"/>
+      </w:pPr>
+      <w:r>
+        <w:t xml:space="preserve">FileVault (macOS): аналог BitLocker.</w:t>
       </w:r>
     </w:p>
     <w:p>
       <w:pPr>
         <w:numPr>
           <w:ilvl w:val="0"/>
-          <w:numId w:val="1001"/>
+          <w:numId w:val="1009"/>
         </w:numPr>
         <w:pStyle w:val="Compact"/>
       </w:pPr>
@@ -748,93 +1287,143 @@
           <w:bCs/>
           <w:b/>
         </w:rPr>
-        <w:t xml:space="preserve">Linux</w:t>
-      </w:r>
-      <w:r>
-        <w:t xml:space="preserve"> </w:t>
-      </w:r>
-      <w:r>
-        <w:t xml:space="preserve">— утилита</w:t>
-      </w:r>
-      <w:r>
-        <w:t xml:space="preserve"> </w:t>
-      </w:r>
-      <w:r>
-        <w:rPr>
-          <w:rStyle w:val="VerbatimChar"/>
-        </w:rPr>
-        <w:t xml:space="preserve">auditd</w:t>
-      </w:r>
-      <w:r>
-        <w:t xml:space="preserve">, лог-файл</w:t>
-      </w:r>
-      <w:r>
-        <w:t xml:space="preserve"> </w:t>
-      </w:r>
-      <w:r>
-        <w:rPr>
-          <w:rStyle w:val="VerbatimChar"/>
-        </w:rPr>
-        <w:t xml:space="preserve">/var/log/audit/audit.log</w:t>
-      </w:r>
-      <w:r>
-        <w:t xml:space="preserve">;</w:t>
-      </w:r>
-    </w:p>
-    <w:p>
-      <w:pPr>
-        <w:numPr>
-          <w:ilvl w:val="0"/>
-          <w:numId w:val="1001"/>
-        </w:numPr>
-        <w:pStyle w:val="Compact"/>
+        <w:t xml:space="preserve">Шифрование на уровне файловой системы:</w:t>
+      </w:r>
+    </w:p>
+    <w:p>
+      <w:pPr>
+        <w:numPr>
+          <w:ilvl w:val="1"/>
+          <w:numId w:val="1012"/>
+        </w:numPr>
+        <w:pStyle w:val="Compact"/>
+      </w:pPr>
+      <w:r>
+        <w:t xml:space="preserve">EncFS, eCryptfs: создают виртуальные зашифрованные каталоги.</w:t>
+      </w:r>
+    </w:p>
+    <w:bookmarkEnd w:id="31"/>
+    <w:bookmarkEnd w:id="32"/>
+    <w:bookmarkStart w:id="35" w:name="аудит-и-логирование"/>
+    <w:p>
+      <w:pPr>
+        <w:pStyle w:val="Heading3"/>
+      </w:pPr>
+      <w:r>
+        <w:rPr>
+          <w:rStyle w:val="SectionNumber"/>
+        </w:rPr>
+        <w:t xml:space="preserve">1.8.3</w:t>
+      </w:r>
+      <w:r>
+        <w:tab/>
+      </w:r>
+      <w:r>
+        <w:t xml:space="preserve">Аудит и логирование</w:t>
+      </w:r>
+    </w:p>
+    <w:p>
+      <w:pPr>
+        <w:pStyle w:val="FirstParagraph"/>
       </w:pPr>
       <w:r>
         <w:rPr>
           <w:bCs/>
           <w:b/>
         </w:rPr>
-        <w:t xml:space="preserve">Windows</w:t>
-      </w:r>
-      <w:r>
-        <w:t xml:space="preserve"> </w:t>
-      </w:r>
-      <w:r>
-        <w:t xml:space="preserve">— средство просмотра событий (Event Viewer) с настройкой политики аудита в редакторе групповой политики (gpedit.msc).</w:t>
-      </w:r>
-    </w:p>
-    <w:bookmarkEnd w:id="30"/>
-    <w:bookmarkStart w:id="31" w:name="системы-мандатного-контроля-доступа-mac"/>
-    <w:p>
-      <w:pPr>
-        <w:pStyle w:val="Heading3"/>
+        <w:t xml:space="preserve">Аудит</w:t>
+      </w:r>
+      <w:r>
+        <w:t xml:space="preserve"> </w:t>
+      </w:r>
+      <w:r>
+        <w:t xml:space="preserve">— это фиксация всех действий с файлами: кто, когда и что сделал. Это важно для:</w:t>
+      </w:r>
+      <w:r>
+        <w:t xml:space="preserve"> </w:t>
+      </w:r>
+      <w:r>
+        <w:t xml:space="preserve">- расследования инцидентов,</w:t>
+      </w:r>
+      <w:r>
+        <w:t xml:space="preserve"> </w:t>
+      </w:r>
+      <w:r>
+        <w:t xml:space="preserve">- обнаружения несанкционированного доступа,</w:t>
+      </w:r>
+      <w:r>
+        <w:t xml:space="preserve"> </w:t>
+      </w:r>
+      <w:r>
+        <w:t xml:space="preserve">- соблюдения норм безопасности.</w:t>
+      </w:r>
+    </w:p>
+    <w:bookmarkStart w:id="33" w:name="как-работает-аудит"/>
+    <w:p>
+      <w:pPr>
+        <w:pStyle w:val="Heading4"/>
       </w:pPr>
       <w:r>
         <w:rPr>
           <w:rStyle w:val="SectionNumber"/>
         </w:rPr>
-        <w:t xml:space="preserve">1.8.4</w:t>
+        <w:t xml:space="preserve">1.8.3.1</w:t>
       </w:r>
       <w:r>
         <w:tab/>
       </w:r>
       <w:r>
-        <w:t xml:space="preserve">Системы мандатного контроля доступа (MAC)</w:t>
-      </w:r>
-    </w:p>
-    <w:p>
-      <w:pPr>
-        <w:pStyle w:val="FirstParagraph"/>
-      </w:pPr>
-      <w:r>
-        <w:t xml:space="preserve">MAC-системы, такие как SELinux и AppArmor, позволяют задать жёсткие политики доступа, которые действуют независимо от обычных прав файловой системы.</w:t>
+        <w:t xml:space="preserve">Как работает аудит:</w:t>
       </w:r>
     </w:p>
     <w:p>
       <w:pPr>
         <w:numPr>
           <w:ilvl w:val="0"/>
-          <w:numId w:val="1002"/>
+          <w:numId w:val="1013"/>
+        </w:numPr>
+        <w:pStyle w:val="Compact"/>
+      </w:pPr>
+      <w:r>
+        <w:t xml:space="preserve">ОС записывает в журнал все операции с файлами: открытие, изменение, удаление.</w:t>
+      </w:r>
+    </w:p>
+    <w:p>
+      <w:pPr>
+        <w:numPr>
+          <w:ilvl w:val="0"/>
+          <w:numId w:val="1013"/>
+        </w:numPr>
+        <w:pStyle w:val="Compact"/>
+      </w:pPr>
+      <w:r>
+        <w:t xml:space="preserve">Администратор может просмотреть эти записи и найти подозрительные действия.</w:t>
+      </w:r>
+    </w:p>
+    <w:bookmarkEnd w:id="33"/>
+    <w:bookmarkStart w:id="34" w:name="примеры"/>
+    <w:p>
+      <w:pPr>
+        <w:pStyle w:val="Heading4"/>
+      </w:pPr>
+      <w:r>
+        <w:rPr>
+          <w:rStyle w:val="SectionNumber"/>
+        </w:rPr>
+        <w:t xml:space="preserve">1.8.3.2</w:t>
+      </w:r>
+      <w:r>
+        <w:tab/>
+      </w:r>
+      <w:r>
+        <w:t xml:space="preserve">Примеры:</w:t>
+      </w:r>
+    </w:p>
+    <w:p>
+      <w:pPr>
+        <w:numPr>
+          <w:ilvl w:val="0"/>
+          <w:numId w:val="1014"/>
         </w:numPr>
         <w:pStyle w:val="Compact"/>
       </w:pPr>
@@ -843,20 +1432,56 @@
           <w:bCs/>
           <w:b/>
         </w:rPr>
-        <w:t xml:space="preserve">SELinux</w:t>
-      </w:r>
-      <w:r>
-        <w:t xml:space="preserve"> </w:t>
-      </w:r>
-      <w:r>
-        <w:t xml:space="preserve">— используется в Fedora, Red Hat и CentOS, поддерживает контекстно-зависимые политики безопасности;</w:t>
+        <w:t xml:space="preserve">Linux:</w:t>
+      </w:r>
+    </w:p>
+    <w:p>
+      <w:pPr>
+        <w:numPr>
+          <w:ilvl w:val="1"/>
+          <w:numId w:val="1015"/>
+        </w:numPr>
+        <w:pStyle w:val="Compact"/>
+      </w:pPr>
+      <w:r>
+        <w:rPr>
+          <w:rStyle w:val="VerbatimChar"/>
+        </w:rPr>
+        <w:t xml:space="preserve">auditd</w:t>
+      </w:r>
+      <w:r>
+        <w:t xml:space="preserve"> </w:t>
+      </w:r>
+      <w:r>
+        <w:t xml:space="preserve">— демон, отслеживающий действия пользователей;</w:t>
+      </w:r>
+    </w:p>
+    <w:p>
+      <w:pPr>
+        <w:numPr>
+          <w:ilvl w:val="1"/>
+          <w:numId w:val="1015"/>
+        </w:numPr>
+        <w:pStyle w:val="Compact"/>
+      </w:pPr>
+      <w:r>
+        <w:rPr>
+          <w:rStyle w:val="VerbatimChar"/>
+        </w:rPr>
+        <w:t xml:space="preserve">/var/log/audit/audit.log</w:t>
+      </w:r>
+      <w:r>
+        <w:t xml:space="preserve"> </w:t>
+      </w:r>
+      <w:r>
+        <w:t xml:space="preserve">— файл, куда записываются события.</w:t>
       </w:r>
     </w:p>
     <w:p>
       <w:pPr>
         <w:numPr>
           <w:ilvl w:val="0"/>
-          <w:numId w:val="1002"/>
+          <w:numId w:val="1014"/>
         </w:numPr>
         <w:pStyle w:val="Compact"/>
       </w:pPr>
@@ -865,13 +1490,66 @@
           <w:bCs/>
           <w:b/>
         </w:rPr>
-        <w:t xml:space="preserve">AppArmor</w:t>
-      </w:r>
-      <w:r>
-        <w:t xml:space="preserve"> </w:t>
-      </w:r>
-      <w:r>
-        <w:t xml:space="preserve">— применяется в Ubuntu и Debian, более проста в настройке.</w:t>
+        <w:t xml:space="preserve">Windows:</w:t>
+      </w:r>
+    </w:p>
+    <w:p>
+      <w:pPr>
+        <w:numPr>
+          <w:ilvl w:val="1"/>
+          <w:numId w:val="1016"/>
+        </w:numPr>
+        <w:pStyle w:val="Compact"/>
+      </w:pPr>
+      <w:r>
+        <w:t xml:space="preserve">Event Viewer (журнал событий);</w:t>
+      </w:r>
+    </w:p>
+    <w:p>
+      <w:pPr>
+        <w:numPr>
+          <w:ilvl w:val="1"/>
+          <w:numId w:val="1016"/>
+        </w:numPr>
+        <w:pStyle w:val="Compact"/>
+      </w:pPr>
+      <w:r>
+        <w:t xml:space="preserve">настройка через</w:t>
+      </w:r>
+      <w:r>
+        <w:t xml:space="preserve"> </w:t>
+      </w:r>
+      <w:r>
+        <w:rPr>
+          <w:rStyle w:val="VerbatimChar"/>
+        </w:rPr>
+        <w:t xml:space="preserve">gpedit.msc</w:t>
+      </w:r>
+      <w:r>
+        <w:t xml:space="preserve"> </w:t>
+      </w:r>
+      <w:r>
+        <w:t xml:space="preserve">— можно указать, какие действия отслеживать.</w:t>
+      </w:r>
+    </w:p>
+    <w:bookmarkEnd w:id="34"/>
+    <w:bookmarkEnd w:id="35"/>
+    <w:bookmarkStart w:id="38" w:name="мандатный-контроль-доступа-mac"/>
+    <w:p>
+      <w:pPr>
+        <w:pStyle w:val="Heading3"/>
+      </w:pPr>
+      <w:r>
+        <w:rPr>
+          <w:rStyle w:val="SectionNumber"/>
+        </w:rPr>
+        <w:t xml:space="preserve">1.8.4</w:t>
+      </w:r>
+      <w:r>
+        <w:tab/>
+      </w:r>
+      <w:r>
+        <w:t xml:space="preserve">Мандатный контроль доступа (MAC)</w:t>
       </w:r>
     </w:p>
     <w:p>
@@ -879,108 +1557,189 @@
         <w:pStyle w:val="FirstParagraph"/>
       </w:pPr>
       <w:r>
-        <w:t xml:space="preserve">Эти системы способны блокировать операции даже при наличии формальных прав доступа.</w:t>
-      </w:r>
-    </w:p>
-    <w:bookmarkEnd w:id="31"/>
-    <w:bookmarkStart w:id="32" w:name="резервное-копирование-и-контроль-версий"/>
-    <w:p>
-      <w:pPr>
-        <w:pStyle w:val="Heading3"/>
-      </w:pPr>
-      <w:r>
-        <w:rPr>
-          <w:rStyle w:val="SectionNumber"/>
-        </w:rPr>
-        <w:t xml:space="preserve">1.8.5</w:t>
-      </w:r>
-      <w:r>
-        <w:tab/>
-      </w:r>
-      <w:r>
-        <w:t xml:space="preserve">Резервное копирование и контроль версий</w:t>
-      </w:r>
-    </w:p>
-    <w:p>
-      <w:pPr>
-        <w:pStyle w:val="FirstParagraph"/>
-      </w:pPr>
-      <w:r>
-        <w:t xml:space="preserve">Резервное копирование защищает от потери данных в случае сбоев, атак или ошибок пользователя.</w:t>
-      </w:r>
-    </w:p>
-    <w:p>
-      <w:pPr>
-        <w:pStyle w:val="BodyText"/>
-      </w:pPr>
-      <w:r>
-        <w:t xml:space="preserve">Популярные инструменты:</w:t>
-      </w:r>
-      <w:r>
-        <w:t xml:space="preserve"> </w:t>
-      </w:r>
-      <w:r>
-        <w:t xml:space="preserve">-</w:t>
-      </w:r>
-      <w:r>
-        <w:t xml:space="preserve"> </w:t>
+        <w:t xml:space="preserve">*</w:t>
+      </w:r>
+      <w:r>
+        <w:t xml:space="preserve">[</w:t>
       </w:r>
       <w:r>
         <w:rPr>
           <w:bCs/>
           <w:b/>
         </w:rPr>
-        <w:t xml:space="preserve">macOS</w:t>
-      </w:r>
-      <w:r>
-        <w:t xml:space="preserve"> </w:t>
-      </w:r>
-      <w:r>
-        <w:t xml:space="preserve">— Time Machine;</w:t>
-      </w:r>
-      <w:r>
-        <w:t xml:space="preserve"> </w:t>
-      </w:r>
-      <w:r>
-        <w:t xml:space="preserve">-</w:t>
-      </w:r>
-      <w:r>
-        <w:t xml:space="preserve"> </w:t>
-      </w:r>
+        <w:t xml:space="preserve">MAC?</w:t>
+      </w:r>
+      <w:r>
+        <w:t xml:space="preserve">]</w:t>
+      </w:r>
+      <w:r>
+        <w:t xml:space="preserve"> </w:t>
+      </w:r>
+      <w:r>
+        <w:t xml:space="preserve">(Mandatory Access Control)** — система, при которой доступ контролируется согласно политике безопасности, а не только правам пользователя.</w:t>
+      </w:r>
+    </w:p>
+    <w:p>
+      <w:pPr>
+        <w:pStyle w:val="BodyText"/>
+      </w:pPr>
+      <w:r>
+        <w:t xml:space="preserve">Даже если пользователь имеет права RWX, система может запретить доступ, если это нарушает правила безопасности.</w:t>
+      </w:r>
+    </w:p>
+    <w:bookmarkStart w:id="36" w:name="как-это-работает"/>
+    <w:p>
+      <w:pPr>
+        <w:pStyle w:val="Heading4"/>
+      </w:pPr>
+      <w:r>
+        <w:rPr>
+          <w:rStyle w:val="SectionNumber"/>
+        </w:rPr>
+        <w:t xml:space="preserve">1.8.4.1</w:t>
+      </w:r>
+      <w:r>
+        <w:tab/>
+      </w:r>
+      <w:r>
+        <w:t xml:space="preserve">Как это работает:</w:t>
+      </w:r>
+    </w:p>
+    <w:p>
+      <w:pPr>
+        <w:numPr>
+          <w:ilvl w:val="0"/>
+          <w:numId w:val="1017"/>
+        </w:numPr>
+        <w:pStyle w:val="Compact"/>
+      </w:pPr>
+      <w:r>
+        <w:t xml:space="preserve">Каждый объект (файл) и субъект (пользователь или процесс) получает метку безопасности.</w:t>
+      </w:r>
+    </w:p>
+    <w:p>
+      <w:pPr>
+        <w:numPr>
+          <w:ilvl w:val="0"/>
+          <w:numId w:val="1017"/>
+        </w:numPr>
+        <w:pStyle w:val="Compact"/>
+      </w:pPr>
+      <w:r>
+        <w:t xml:space="preserve">Политика системы определяет, какие метки совместимы.</w:t>
+      </w:r>
+    </w:p>
+    <w:p>
+      <w:pPr>
+        <w:numPr>
+          <w:ilvl w:val="0"/>
+          <w:numId w:val="1017"/>
+        </w:numPr>
+        <w:pStyle w:val="Compact"/>
+      </w:pPr>
+      <w:r>
+        <w:t xml:space="preserve">При попытке доступа система сравнивает метки и принимает решение: разрешить или запретить.</w:t>
+      </w:r>
+    </w:p>
+    <w:bookmarkEnd w:id="36"/>
+    <w:bookmarkStart w:id="37" w:name="примеры-систем"/>
+    <w:p>
+      <w:pPr>
+        <w:pStyle w:val="Heading4"/>
+      </w:pPr>
+      <w:r>
+        <w:rPr>
+          <w:rStyle w:val="SectionNumber"/>
+        </w:rPr>
+        <w:t xml:space="preserve">1.8.4.2</w:t>
+      </w:r>
+      <w:r>
+        <w:tab/>
+      </w:r>
+      <w:r>
+        <w:t xml:space="preserve">Примеры систем:</w:t>
+      </w:r>
+    </w:p>
+    <w:p>
+      <w:pPr>
+        <w:numPr>
+          <w:ilvl w:val="0"/>
+          <w:numId w:val="1018"/>
+        </w:numPr>
+        <w:pStyle w:val="Compact"/>
+      </w:pPr>
       <w:r>
         <w:rPr>
           <w:bCs/>
           <w:b/>
         </w:rPr>
-        <w:t xml:space="preserve">Linux</w:t>
-      </w:r>
-      <w:r>
-        <w:t xml:space="preserve"> </w:t>
-      </w:r>
-      <w:r>
-        <w:t xml:space="preserve">— rsync, BorgBackup, Timeshift;</w:t>
-      </w:r>
-      <w:r>
-        <w:t xml:space="preserve"> </w:t>
-      </w:r>
-      <w:r>
-        <w:t xml:space="preserve">-</w:t>
-      </w:r>
-      <w:r>
-        <w:t xml:space="preserve"> </w:t>
-      </w:r>
+        <w:t xml:space="preserve">SELinux</w:t>
+      </w:r>
+      <w:r>
+        <w:t xml:space="preserve"> </w:t>
+      </w:r>
+      <w:r>
+        <w:t xml:space="preserve">— строгая система для Fedora, Red Hat, CentOS;</w:t>
+      </w:r>
+    </w:p>
+    <w:p>
+      <w:pPr>
+        <w:numPr>
+          <w:ilvl w:val="0"/>
+          <w:numId w:val="1018"/>
+        </w:numPr>
+        <w:pStyle w:val="Compact"/>
+      </w:pPr>
       <w:r>
         <w:rPr>
           <w:bCs/>
           <w:b/>
         </w:rPr>
-        <w:t xml:space="preserve">Windows</w:t>
-      </w:r>
-      <w:r>
-        <w:t xml:space="preserve"> </w:t>
-      </w:r>
-      <w:r>
-        <w:t xml:space="preserve">— File History, System Image Backup.</w:t>
+        <w:t xml:space="preserve">AppArmor</w:t>
+      </w:r>
+      <w:r>
+        <w:t xml:space="preserve"> </w:t>
+      </w:r>
+      <w:r>
+        <w:t xml:space="preserve">— более простая система, используется в Ubuntu и Debian.</w:t>
+      </w:r>
+    </w:p>
+    <w:bookmarkEnd w:id="37"/>
+    <w:bookmarkEnd w:id="38"/>
+    <w:bookmarkStart w:id="41" w:name="резервное-копирование-и-контроль-версий"/>
+    <w:p>
+      <w:pPr>
+        <w:pStyle w:val="Heading3"/>
+      </w:pPr>
+      <w:r>
+        <w:rPr>
+          <w:rStyle w:val="SectionNumber"/>
+        </w:rPr>
+        <w:t xml:space="preserve">1.8.5</w:t>
+      </w:r>
+      <w:r>
+        <w:tab/>
+      </w:r>
+      <w:r>
+        <w:t xml:space="preserve">Резервное копирование и контроль версий</w:t>
+      </w:r>
+    </w:p>
+    <w:p>
+      <w:pPr>
+        <w:pStyle w:val="FirstParagraph"/>
+      </w:pPr>
+      <w:r>
+        <w:rPr>
+          <w:bCs/>
+          <w:b/>
+        </w:rPr>
+        <w:t xml:space="preserve">Резервное копирование</w:t>
+      </w:r>
+      <w:r>
+        <w:t xml:space="preserve"> </w:t>
+      </w:r>
+      <w:r>
+        <w:t xml:space="preserve">— это создание копий файлов, чтобы их можно было восстановить при потере или повреждении.</w:t>
       </w:r>
     </w:p>
     <w:p>
@@ -988,12 +1747,178 @@
         <w:pStyle w:val="BodyText"/>
       </w:pPr>
       <w:r>
-        <w:t xml:space="preserve">Кроме того, контроль версий (например, в системах Git или Dropbox) позволяет откатить изменения.</w:t>
-      </w:r>
-    </w:p>
-    <w:bookmarkEnd w:id="32"/>
-    <w:bookmarkEnd w:id="33"/>
-    <w:bookmarkStart w:id="34" w:name="анализ-и-результаты"/>
+        <w:rPr>
+          <w:bCs/>
+          <w:b/>
+        </w:rPr>
+        <w:t xml:space="preserve">Контроль версий</w:t>
+      </w:r>
+      <w:r>
+        <w:t xml:space="preserve"> </w:t>
+      </w:r>
+      <w:r>
+        <w:t xml:space="preserve">— это возможность сохранять несколько вариантов одного и того же файла.</w:t>
+      </w:r>
+    </w:p>
+    <w:bookmarkStart w:id="39" w:name="как-работает-резервное-копирование"/>
+    <w:p>
+      <w:pPr>
+        <w:pStyle w:val="Heading4"/>
+      </w:pPr>
+      <w:r>
+        <w:rPr>
+          <w:rStyle w:val="SectionNumber"/>
+        </w:rPr>
+        <w:t xml:space="preserve">1.8.5.1</w:t>
+      </w:r>
+      <w:r>
+        <w:tab/>
+      </w:r>
+      <w:r>
+        <w:t xml:space="preserve">Как работает резервное копирование:</w:t>
+      </w:r>
+    </w:p>
+    <w:p>
+      <w:pPr>
+        <w:numPr>
+          <w:ilvl w:val="0"/>
+          <w:numId w:val="1019"/>
+        </w:numPr>
+        <w:pStyle w:val="Compact"/>
+      </w:pPr>
+      <w:r>
+        <w:t xml:space="preserve">Специальная программа копирует файлы в другое место (диск, сервер, облако).</w:t>
+      </w:r>
+    </w:p>
+    <w:p>
+      <w:pPr>
+        <w:numPr>
+          <w:ilvl w:val="0"/>
+          <w:numId w:val="1019"/>
+        </w:numPr>
+        <w:pStyle w:val="Compact"/>
+      </w:pPr>
+      <w:r>
+        <w:t xml:space="preserve">В случае утраты данных можно восстановить копию.</w:t>
+      </w:r>
+    </w:p>
+    <w:bookmarkEnd w:id="39"/>
+    <w:bookmarkStart w:id="40" w:name="примеры-инструментов"/>
+    <w:p>
+      <w:pPr>
+        <w:pStyle w:val="Heading4"/>
+      </w:pPr>
+      <w:r>
+        <w:rPr>
+          <w:rStyle w:val="SectionNumber"/>
+        </w:rPr>
+        <w:t xml:space="preserve">1.8.5.2</w:t>
+      </w:r>
+      <w:r>
+        <w:tab/>
+      </w:r>
+      <w:r>
+        <w:t xml:space="preserve">Примеры инструментов:</w:t>
+      </w:r>
+    </w:p>
+    <w:p>
+      <w:pPr>
+        <w:numPr>
+          <w:ilvl w:val="0"/>
+          <w:numId w:val="1020"/>
+        </w:numPr>
+        <w:pStyle w:val="Compact"/>
+      </w:pPr>
+      <w:r>
+        <w:rPr>
+          <w:bCs/>
+          <w:b/>
+        </w:rPr>
+        <w:t xml:space="preserve">Windows:</w:t>
+      </w:r>
+      <w:r>
+        <w:t xml:space="preserve"> </w:t>
+      </w:r>
+      <w:r>
+        <w:t xml:space="preserve">File History, Backup and Restore;</w:t>
+      </w:r>
+    </w:p>
+    <w:p>
+      <w:pPr>
+        <w:numPr>
+          <w:ilvl w:val="0"/>
+          <w:numId w:val="1020"/>
+        </w:numPr>
+        <w:pStyle w:val="Compact"/>
+      </w:pPr>
+      <w:r>
+        <w:rPr>
+          <w:bCs/>
+          <w:b/>
+        </w:rPr>
+        <w:t xml:space="preserve">Linux:</w:t>
+      </w:r>
+      <w:r>
+        <w:t xml:space="preserve"> </w:t>
+      </w:r>
+      <w:r>
+        <w:rPr>
+          <w:rStyle w:val="VerbatimChar"/>
+        </w:rPr>
+        <w:t xml:space="preserve">rsync</w:t>
+      </w:r>
+      <w:r>
+        <w:t xml:space="preserve">, Timeshift;</w:t>
+      </w:r>
+    </w:p>
+    <w:p>
+      <w:pPr>
+        <w:numPr>
+          <w:ilvl w:val="0"/>
+          <w:numId w:val="1020"/>
+        </w:numPr>
+        <w:pStyle w:val="Compact"/>
+      </w:pPr>
+      <w:r>
+        <w:rPr>
+          <w:bCs/>
+          <w:b/>
+        </w:rPr>
+        <w:t xml:space="preserve">macOS:</w:t>
+      </w:r>
+      <w:r>
+        <w:t xml:space="preserve"> </w:t>
+      </w:r>
+      <w:r>
+        <w:t xml:space="preserve">Time Machine.</w:t>
+      </w:r>
+    </w:p>
+    <w:p>
+      <w:pPr>
+        <w:numPr>
+          <w:ilvl w:val="0"/>
+          <w:numId w:val="1020"/>
+        </w:numPr>
+        <w:pStyle w:val="Compact"/>
+      </w:pPr>
+      <w:r>
+        <w:rPr>
+          <w:bCs/>
+          <w:b/>
+        </w:rPr>
+        <w:t xml:space="preserve">Dropbox / Git:</w:t>
+      </w:r>
+      <w:r>
+        <w:t xml:space="preserve"> </w:t>
+      </w:r>
+      <w:r>
+        <w:t xml:space="preserve">позволяют откатить изменения, отслеживают каждую версию файла.</w:t>
+      </w:r>
+    </w:p>
+    <w:bookmarkEnd w:id="40"/>
+    <w:bookmarkEnd w:id="41"/>
+    <w:bookmarkEnd w:id="42"/>
+    <w:bookmarkStart w:id="43" w:name="сравнительный-анализ-систем"/>
     <w:p>
       <w:pPr>
         <w:pStyle w:val="Heading2"/>
@@ -1008,7 +1933,7 @@
         <w:tab/>
       </w:r>
       <w:r>
-        <w:t xml:space="preserve">Анализ и результаты</w:t>
+        <w:t xml:space="preserve">Сравнительный анализ систем</w:t>
       </w:r>
     </w:p>
     <w:tbl>
@@ -1298,7 +2223,7 @@
               <w:jc w:val="left"/>
             </w:pPr>
             <w:r>
-              <w:t xml:space="preserve">rsync,Timeshift</w:t>
+              <w:t xml:space="preserve">rsync, Timeshift</w:t>
             </w:r>
           </w:p>
         </w:tc>
@@ -1333,11 +2258,33 @@
         <w:pStyle w:val="BodyText"/>
       </w:pPr>
       <w:r>
-        <w:t xml:space="preserve">Сравнительный анализ показывает, что Linux предоставляет наиболее гибкую и настраиваемую систему защиты, но требует технической подготовки пользователя. Windows ориентирована на удобство, но с некоторыми ограничениями по безопасности. macOS предлагает сбалансированное решение с хорошей интеграцией в экосистему Apple.</w:t>
-      </w:r>
-    </w:p>
-    <w:bookmarkEnd w:id="34"/>
-    <w:bookmarkStart w:id="35" w:name="заключение"/>
+        <w:rPr>
+          <w:bCs/>
+          <w:b/>
+        </w:rPr>
+        <w:t xml:space="preserve">Выводы:</w:t>
+      </w:r>
+      <w:r>
+        <w:t xml:space="preserve"> </w:t>
+      </w:r>
+      <w:r>
+        <w:t xml:space="preserve">- Linux — самая гибкая и мощная система, но требует знаний;</w:t>
+      </w:r>
+      <w:r>
+        <w:t xml:space="preserve"> </w:t>
+      </w:r>
+      <w:r>
+        <w:t xml:space="preserve">- Windows — удобна и подходит для большинства пользователей;</w:t>
+      </w:r>
+      <w:r>
+        <w:t xml:space="preserve"> </w:t>
+      </w:r>
+      <w:r>
+        <w:t xml:space="preserve">- macOS — сочетает удобство и надёжность.</w:t>
+      </w:r>
+    </w:p>
+    <w:bookmarkEnd w:id="43"/>
+    <w:bookmarkStart w:id="44" w:name="заключение"/>
     <w:p>
       <w:pPr>
         <w:pStyle w:val="Heading2"/>
@@ -1360,20 +2307,69 @@
         <w:pStyle w:val="FirstParagraph"/>
       </w:pPr>
       <w:r>
+        <w:t xml:space="preserve">Файлы — это основа информационной инфраструктуры. Потеря или утечка данных может привести к серьёзным последствиям.</w:t>
+      </w:r>
+    </w:p>
+    <w:p>
+      <w:pPr>
+        <w:pStyle w:val="BodyText"/>
+      </w:pPr>
+      <w:r>
         <w:t xml:space="preserve">Защита файлов является важной составляющей общей безопасности операционной системы. В каждой ОС существуют собственные механизмы защиты, однако объединяет их стремление предоставить пользователю различные уровни безопасности, начиная от базовых прав доступа до сложных систем шифрования и контроля. Важно правильно настроить эти механизмы в зависимости от потребностей пользователя или организации, чтобы обеспечить высокий уровень защиты данных.</w:t>
       </w:r>
     </w:p>
-    <w:bookmarkEnd w:id="35"/>
-    <w:bookmarkStart w:id="42" w:name="список-литературы"/>
-    <w:p>
-      <w:pPr>
-        <w:pStyle w:val="Heading2"/>
+    <w:p>
+      <w:pPr>
+        <w:pStyle w:val="BodyText"/>
+      </w:pPr>
+      <w:r>
+        <w:t xml:space="preserve">Защита файлов должна включать:</w:t>
+      </w:r>
+      <w:r>
+        <w:t xml:space="preserve"> </w:t>
+      </w:r>
+      <w:r>
+        <w:t xml:space="preserve">- правильную настройку прав доступа;</w:t>
+      </w:r>
+      <w:r>
+        <w:t xml:space="preserve"> </w:t>
+      </w:r>
+      <w:r>
+        <w:t xml:space="preserve">- регулярное резервное копирование;</w:t>
+      </w:r>
+      <w:r>
+        <w:t xml:space="preserve"> </w:t>
+      </w:r>
+      <w:r>
+        <w:t xml:space="preserve">- использование шифрования;</w:t>
+      </w:r>
+      <w:r>
+        <w:t xml:space="preserve"> </w:t>
+      </w:r>
+      <w:r>
+        <w:t xml:space="preserve">- аудит и мониторинг действий пользователей.</w:t>
+      </w:r>
+    </w:p>
+    <w:p>
+      <w:pPr>
+        <w:pStyle w:val="BodyText"/>
+      </w:pPr>
+      <w:r>
+        <w:t xml:space="preserve">Операционные системы предоставляют разные инструменты — важно понимать их возможности и грамотно применять на практике.</w:t>
+      </w:r>
+    </w:p>
+    <w:bookmarkEnd w:id="44"/>
+    <w:bookmarkEnd w:id="45"/>
+    <w:bookmarkStart w:id="52" w:name="список-литературы"/>
+    <w:p>
+      <w:pPr>
+        <w:pStyle w:val="Heading1"/>
       </w:pPr>
       <w:r>
         <w:rPr>
           <w:rStyle w:val="SectionNumber"/>
         </w:rPr>
-        <w:t xml:space="preserve">1.11</w:t>
+        <w:t xml:space="preserve">2</w:t>
       </w:r>
       <w:r>
         <w:tab/>
@@ -1399,8 +2395,8 @@
         <w:t xml:space="preserve">.</w:t>
       </w:r>
     </w:p>
-    <w:bookmarkStart w:id="41" w:name="refs"/>
-    <w:bookmarkStart w:id="37" w:name="ref-kaspersky2023"/>
+    <w:bookmarkStart w:id="51" w:name="refs"/>
+    <w:bookmarkStart w:id="47" w:name="ref-kaspersky2023"/>
     <w:p>
       <w:pPr>
         <w:pStyle w:val="Bibliography"/>
@@ -1420,7 +2416,7 @@
       <w:r>
         <w:t xml:space="preserve"> </w:t>
       </w:r>
-      <w:hyperlink r:id="rId36">
+      <w:hyperlink r:id="rId46">
         <w:r>
           <w:rPr>
             <w:rStyle w:val="Hyperlink"/>
@@ -1432,8 +2428,8 @@
         <w:t xml:space="preserve">.</w:t>
       </w:r>
     </w:p>
-    <w:bookmarkEnd w:id="37"/>
-    <w:bookmarkStart w:id="38" w:name="ref-stallings2017"/>
+    <w:bookmarkEnd w:id="47"/>
+    <w:bookmarkStart w:id="48" w:name="ref-stallings2017"/>
     <w:p>
       <w:pPr>
         <w:pStyle w:val="Bibliography"/>
@@ -1451,8 +2447,8 @@
         <w:t xml:space="preserve">Stallings W. Operating Systems: Internals and Design Principles. 9-е изд. Pearson, 2017.</w:t>
       </w:r>
     </w:p>
-    <w:bookmarkEnd w:id="38"/>
-    <w:bookmarkStart w:id="39" w:name="ref-tanenbaum2015"/>
+    <w:bookmarkEnd w:id="48"/>
+    <w:bookmarkStart w:id="49" w:name="ref-tanenbaum2015"/>
     <w:p>
       <w:pPr>
         <w:pStyle w:val="Bibliography"/>
@@ -1470,8 +2466,8 @@
         <w:t xml:space="preserve">Tanenbaum A.S., Bos H. Modern Operating Systems. 4-е изд. Pearson, 2015.</w:t>
       </w:r>
     </w:p>
-    <w:bookmarkEnd w:id="39"/>
-    <w:bookmarkStart w:id="40" w:name="ref-west2008"/>
+    <w:bookmarkEnd w:id="49"/>
+    <w:bookmarkStart w:id="50" w:name="ref-west2008"/>
     <w:p>
       <w:pPr>
         <w:pStyle w:val="Bibliography"/>
@@ -1489,10 +2485,9 @@
         <w:t xml:space="preserve">West D. Computer Security: Principles and Practice. 2008.</w:t>
       </w:r>
     </w:p>
-    <w:bookmarkEnd w:id="40"/>
-    <w:bookmarkEnd w:id="41"/>
-    <w:bookmarkEnd w:id="42"/>
-    <w:bookmarkEnd w:id="43"/>
+    <w:bookmarkEnd w:id="50"/>
+    <w:bookmarkEnd w:id="51"/>
+    <w:bookmarkEnd w:id="52"/>
     <w:sectPr/>
   </w:body>
 </w:document>
@@ -1599,6 +2594,91 @@
       </w:pPr>
     </w:lvl>
   </w:abstractNum>
+  <w:abstractNum w:abstractNumId="99411">
+    <w:nsid w:val="A99411"/>
+    <w:multiLevelType w:val="multilevel"/>
+    <w:lvl w:ilvl="0">
+      <w:start w:val="1"/>
+      <w:numFmt w:val="decimal"/>
+      <w:lvlText w:val="%1."/>
+      <w:lvlJc w:val="left"/>
+      <w:pPr>
+        <w:ind w:left="720" w:hanging="480"/>
+      </w:pPr>
+    </w:lvl>
+    <w:lvl w:ilvl="1">
+      <w:start w:val="1"/>
+      <w:numFmt w:val="decimal"/>
+      <w:lvlText w:val="%2."/>
+      <w:lvlJc w:val="left"/>
+      <w:pPr>
+        <w:ind w:left="1440" w:hanging="480"/>
+      </w:pPr>
+    </w:lvl>
+    <w:lvl w:ilvl="2">
+      <w:start w:val="1"/>
+      <w:numFmt w:val="decimal"/>
+      <w:lvlText w:val="%3."/>
+      <w:lvlJc w:val="left"/>
+      <w:pPr>
+        <w:ind w:left="2160" w:hanging="480"/>
+      </w:pPr>
+    </w:lvl>
+    <w:lvl w:ilvl="3">
+      <w:start w:val="1"/>
+      <w:numFmt w:val="decimal"/>
+      <w:lvlText w:val="%4."/>
+      <w:lvlJc w:val="left"/>
+      <w:pPr>
+        <w:ind w:left="2880" w:hanging="480"/>
+      </w:pPr>
+    </w:lvl>
+    <w:lvl w:ilvl="4">
+      <w:start w:val="1"/>
+      <w:numFmt w:val="decimal"/>
+      <w:lvlText w:val="%5."/>
+      <w:lvlJc w:val="left"/>
+      <w:pPr>
+        <w:ind w:left="3600" w:hanging="480"/>
+      </w:pPr>
+    </w:lvl>
+    <w:lvl w:ilvl="5">
+      <w:start w:val="1"/>
+      <w:numFmt w:val="decimal"/>
+      <w:lvlText w:val="%6."/>
+      <w:lvlJc w:val="left"/>
+      <w:pPr>
+        <w:ind w:left="4320" w:hanging="480"/>
+      </w:pPr>
+    </w:lvl>
+    <w:lvl w:ilvl="6">
+      <w:start w:val="1"/>
+      <w:numFmt w:val="decimal"/>
+      <w:lvlText w:val="%7."/>
+      <w:lvlJc w:val="left"/>
+      <w:pPr>
+        <w:ind w:left="5040" w:hanging="480"/>
+      </w:pPr>
+    </w:lvl>
+    <w:lvl w:ilvl="7">
+      <w:start w:val="1"/>
+      <w:numFmt w:val="decimal"/>
+      <w:lvlText w:val="%8."/>
+      <w:lvlJc w:val="left"/>
+      <w:pPr>
+        <w:ind w:left="5760" w:hanging="480"/>
+      </w:pPr>
+    </w:lvl>
+    <w:lvl w:ilvl="8">
+      <w:start w:val="1"/>
+      <w:numFmt w:val="decimal"/>
+      <w:lvlText w:val="%9."/>
+      <w:lvlJc w:val="left"/>
+      <w:pPr>
+        <w:ind w:left="6480" w:hanging="480"/>
+      </w:pPr>
+    </w:lvl>
+  </w:abstractNum>
   <w:abstractNum w:abstractNumId="991">
     <w:nsid w:val="A991"/>
     <w:multiLevelType w:val="multilevel"/>
@@ -1679,9 +2759,198 @@
     <w:abstractNumId w:val="990"/>
   </w:num>
   <w:num w:numId="1001">
+    <w:abstractNumId w:val="99411"/>
+    <w:lvlOverride w:ilvl="0">
+      <w:startOverride w:val="1"/>
+    </w:lvlOverride>
+    <w:lvlOverride w:ilvl="1">
+      <w:startOverride w:val="1"/>
+    </w:lvlOverride>
+    <w:lvlOverride w:ilvl="2">
+      <w:startOverride w:val="1"/>
+    </w:lvlOverride>
+    <w:lvlOverride w:ilvl="3">
+      <w:startOverride w:val="1"/>
+    </w:lvlOverride>
+    <w:lvlOverride w:ilvl="4">
+      <w:startOverride w:val="1"/>
+    </w:lvlOverride>
+    <w:lvlOverride w:ilvl="5">
+      <w:startOverride w:val="1"/>
+    </w:lvlOverride>
+    <w:lvlOverride w:ilvl="6">
+      <w:startOverride w:val="1"/>
+    </w:lvlOverride>
+    <w:lvlOverride w:ilvl="7">
+      <w:startOverride w:val="1"/>
+    </w:lvlOverride>
+    <w:lvlOverride w:ilvl="8">
+      <w:startOverride w:val="1"/>
+    </w:lvlOverride>
+  </w:num>
+  <w:num w:numId="1002">
     <w:abstractNumId w:val="991"/>
   </w:num>
-  <w:num w:numId="1002">
+  <w:num w:numId="1003">
+    <w:abstractNumId w:val="991"/>
+  </w:num>
+  <w:num w:numId="1004">
+    <w:abstractNumId w:val="991"/>
+  </w:num>
+  <w:num w:numId="1005">
+    <w:abstractNumId w:val="991"/>
+  </w:num>
+  <w:num w:numId="1006">
+    <w:abstractNumId w:val="991"/>
+  </w:num>
+  <w:num w:numId="1007">
+    <w:abstractNumId w:val="991"/>
+  </w:num>
+  <w:num w:numId="1008">
+    <w:abstractNumId w:val="99411"/>
+    <w:lvlOverride w:ilvl="0">
+      <w:startOverride w:val="1"/>
+    </w:lvlOverride>
+    <w:lvlOverride w:ilvl="1">
+      <w:startOverride w:val="1"/>
+    </w:lvlOverride>
+    <w:lvlOverride w:ilvl="2">
+      <w:startOverride w:val="1"/>
+    </w:lvlOverride>
+    <w:lvlOverride w:ilvl="3">
+      <w:startOverride w:val="1"/>
+    </w:lvlOverride>
+    <w:lvlOverride w:ilvl="4">
+      <w:startOverride w:val="1"/>
+    </w:lvlOverride>
+    <w:lvlOverride w:ilvl="5">
+      <w:startOverride w:val="1"/>
+    </w:lvlOverride>
+    <w:lvlOverride w:ilvl="6">
+      <w:startOverride w:val="1"/>
+    </w:lvlOverride>
+    <w:lvlOverride w:ilvl="7">
+      <w:startOverride w:val="1"/>
+    </w:lvlOverride>
+    <w:lvlOverride w:ilvl="8">
+      <w:startOverride w:val="1"/>
+    </w:lvlOverride>
+  </w:num>
+  <w:num w:numId="1009">
+    <w:abstractNumId w:val="991"/>
+  </w:num>
+  <w:num w:numId="1010">
+    <w:abstractNumId w:val="991"/>
+  </w:num>
+  <w:num w:numId="1011">
+    <w:abstractNumId w:val="991"/>
+  </w:num>
+  <w:num w:numId="1012">
+    <w:abstractNumId w:val="991"/>
+  </w:num>
+  <w:num w:numId="1013">
+    <w:abstractNumId w:val="99411"/>
+    <w:lvlOverride w:ilvl="0">
+      <w:startOverride w:val="1"/>
+    </w:lvlOverride>
+    <w:lvlOverride w:ilvl="1">
+      <w:startOverride w:val="1"/>
+    </w:lvlOverride>
+    <w:lvlOverride w:ilvl="2">
+      <w:startOverride w:val="1"/>
+    </w:lvlOverride>
+    <w:lvlOverride w:ilvl="3">
+      <w:startOverride w:val="1"/>
+    </w:lvlOverride>
+    <w:lvlOverride w:ilvl="4">
+      <w:startOverride w:val="1"/>
+    </w:lvlOverride>
+    <w:lvlOverride w:ilvl="5">
+      <w:startOverride w:val="1"/>
+    </w:lvlOverride>
+    <w:lvlOverride w:ilvl="6">
+      <w:startOverride w:val="1"/>
+    </w:lvlOverride>
+    <w:lvlOverride w:ilvl="7">
+      <w:startOverride w:val="1"/>
+    </w:lvlOverride>
+    <w:lvlOverride w:ilvl="8">
+      <w:startOverride w:val="1"/>
+    </w:lvlOverride>
+  </w:num>
+  <w:num w:numId="1014">
+    <w:abstractNumId w:val="991"/>
+  </w:num>
+  <w:num w:numId="1015">
+    <w:abstractNumId w:val="991"/>
+  </w:num>
+  <w:num w:numId="1016">
+    <w:abstractNumId w:val="991"/>
+  </w:num>
+  <w:num w:numId="1017">
+    <w:abstractNumId w:val="99411"/>
+    <w:lvlOverride w:ilvl="0">
+      <w:startOverride w:val="1"/>
+    </w:lvlOverride>
+    <w:lvlOverride w:ilvl="1">
+      <w:startOverride w:val="1"/>
+    </w:lvlOverride>
+    <w:lvlOverride w:ilvl="2">
+      <w:startOverride w:val="1"/>
+    </w:lvlOverride>
+    <w:lvlOverride w:ilvl="3">
+      <w:startOverride w:val="1"/>
+    </w:lvlOverride>
+    <w:lvlOverride w:ilvl="4">
+      <w:startOverride w:val="1"/>
+    </w:lvlOverride>
+    <w:lvlOverride w:ilvl="5">
+      <w:startOverride w:val="1"/>
+    </w:lvlOverride>
+    <w:lvlOverride w:ilvl="6">
+      <w:startOverride w:val="1"/>
+    </w:lvlOverride>
+    <w:lvlOverride w:ilvl="7">
+      <w:startOverride w:val="1"/>
+    </w:lvlOverride>
+    <w:lvlOverride w:ilvl="8">
+      <w:startOverride w:val="1"/>
+    </w:lvlOverride>
+  </w:num>
+  <w:num w:numId="1018">
+    <w:abstractNumId w:val="991"/>
+  </w:num>
+  <w:num w:numId="1019">
+    <w:abstractNumId w:val="99411"/>
+    <w:lvlOverride w:ilvl="0">
+      <w:startOverride w:val="1"/>
+    </w:lvlOverride>
+    <w:lvlOverride w:ilvl="1">
+      <w:startOverride w:val="1"/>
+    </w:lvlOverride>
+    <w:lvlOverride w:ilvl="2">
+      <w:startOverride w:val="1"/>
+    </w:lvlOverride>
+    <w:lvlOverride w:ilvl="3">
+      <w:startOverride w:val="1"/>
+    </w:lvlOverride>
+    <w:lvlOverride w:ilvl="4">
+      <w:startOverride w:val="1"/>
+    </w:lvlOverride>
+    <w:lvlOverride w:ilvl="5">
+      <w:startOverride w:val="1"/>
+    </w:lvlOverride>
+    <w:lvlOverride w:ilvl="6">
+      <w:startOverride w:val="1"/>
+    </w:lvlOverride>
+    <w:lvlOverride w:ilvl="7">
+      <w:startOverride w:val="1"/>
+    </w:lvlOverride>
+    <w:lvlOverride w:ilvl="8">
+      <w:startOverride w:val="1"/>
+    </w:lvlOverride>
+  </w:num>
+  <w:num w:numId="1020">
     <w:abstractNumId w:val="991"/>
   </w:num>
 </w:numbering>
